--- a/Project_Documentation/Project Report.docx
+++ b/Project_Documentation/Project Report.docx
@@ -65,7 +65,27 @@
           <w:sz w:val="24"/>
           <w:szCs w:val="24"/>
         </w:rPr>
-        <w:t>F INDUSTRY ORIENTED HANDS ON EXPERIENCE (IOHE)</w:t>
+        <w:t xml:space="preserve">F INDUSTRY ORIENTED </w:t>
+      </w:r>
+      <w:proofErr w:type="gramStart"/>
+      <w:r>
+        <w:rPr>
+          <w:b/>
+          <w:color w:val="000000"/>
+          <w:sz w:val="24"/>
+          <w:szCs w:val="24"/>
+        </w:rPr>
+        <w:t>HANDS ON</w:t>
+      </w:r>
+      <w:proofErr w:type="gramEnd"/>
+      <w:r>
+        <w:rPr>
+          <w:b/>
+          <w:color w:val="000000"/>
+          <w:sz w:val="24"/>
+          <w:szCs w:val="24"/>
+        </w:rPr>
+        <w:t xml:space="preserve"> EXPERIENCE (IOHE)</w:t>
       </w:r>
       <w:r>
         <w:rPr>
@@ -424,7 +444,7 @@
           <w:b/>
           <w:color w:val="000000"/>
         </w:rPr>
-        <w:tab/>
+        <w:t xml:space="preserve">                                              </w:t>
       </w:r>
       <w:r>
         <w:rPr>
@@ -485,6 +505,7 @@
           <w:color w:val="000000"/>
         </w:rPr>
       </w:pPr>
+      <w:proofErr w:type="spellStart"/>
       <w:r>
         <w:rPr>
           <w:b/>
@@ -504,7 +525,15 @@
           <w:b/>
           <w:color w:val="000000"/>
         </w:rPr>
-        <w:t>reet Grover</w:t>
+        <w:t>reet</w:t>
+      </w:r>
+      <w:proofErr w:type="spellEnd"/>
+      <w:r>
+        <w:rPr>
+          <w:b/>
+          <w:color w:val="000000"/>
+        </w:rPr>
+        <w:t xml:space="preserve"> Grover</w:t>
       </w:r>
       <w:r>
         <w:rPr>
@@ -554,28 +583,14 @@
           <w:b/>
           <w:color w:val="000000"/>
         </w:rPr>
-        <w:t xml:space="preserve">                       </w:t>
+        <w:t xml:space="preserve">                      </w:t>
       </w:r>
       <w:r>
         <w:rPr>
           <w:b/>
           <w:color w:val="000000"/>
         </w:rPr>
-        <w:t>&lt;Desig</w:t>
-      </w:r>
-      <w:r>
-        <w:rPr>
-          <w:b/>
-          <w:color w:val="000000"/>
-        </w:rPr>
-        <w:t>nation</w:t>
-      </w:r>
-      <w:r>
-        <w:rPr>
-          <w:b/>
-          <w:color w:val="000000"/>
-        </w:rPr>
-        <w:t>&gt;</w:t>
+        <w:t>Assistant Professor</w:t>
       </w:r>
     </w:p>
     <w:p>
@@ -832,6 +847,44 @@
     </w:p>
     <w:p>
       <w:pPr>
+        <w:widowControl w:val="0"/>
+        <w:pBdr>
+          <w:top w:val="nil"/>
+          <w:left w:val="nil"/>
+          <w:bottom w:val="nil"/>
+          <w:right w:val="nil"/>
+          <w:between w:val="nil"/>
+        </w:pBdr>
+        <w:spacing w:line="240" w:lineRule="auto"/>
+        <w:jc w:val="center"/>
+        <w:rPr>
+          <w:rFonts w:eastAsia="Times New Roman"/>
+          <w:b/>
+          <w:color w:val="000000"/>
+        </w:rPr>
+      </w:pPr>
+    </w:p>
+    <w:p>
+      <w:pPr>
+        <w:widowControl w:val="0"/>
+        <w:pBdr>
+          <w:top w:val="nil"/>
+          <w:left w:val="nil"/>
+          <w:bottom w:val="nil"/>
+          <w:right w:val="nil"/>
+          <w:between w:val="nil"/>
+        </w:pBdr>
+        <w:spacing w:line="240" w:lineRule="auto"/>
+        <w:jc w:val="center"/>
+        <w:rPr>
+          <w:rFonts w:eastAsia="Times New Roman"/>
+          <w:b/>
+          <w:color w:val="000000"/>
+        </w:rPr>
+      </w:pPr>
+    </w:p>
+    <w:p>
+      <w:pPr>
         <w:jc w:val="center"/>
         <w:rPr>
           <w:rFonts w:ascii="Times New Roman" w:hAnsi="Times New Roman" w:cs="Times New Roman"/>
@@ -861,6 +914,7 @@
           <w:szCs w:val="32"/>
           <w:u w:val="single"/>
         </w:rPr>
+        <w:lastRenderedPageBreak/>
         <w:t>CONTENTS</w:t>
       </w:r>
     </w:p>
@@ -889,6 +943,14 @@
         <w:tblStyle w:val="TableGrid"/>
         <w:tblW w:w="0" w:type="auto"/>
         <w:tblInd w:w="360" w:type="dxa"/>
+        <w:tblBorders>
+          <w:top w:val="none" w:sz="0" w:space="0" w:color="auto"/>
+          <w:left w:val="none" w:sz="0" w:space="0" w:color="auto"/>
+          <w:bottom w:val="none" w:sz="0" w:space="0" w:color="auto"/>
+          <w:right w:val="none" w:sz="0" w:space="0" w:color="auto"/>
+          <w:insideH w:val="none" w:sz="0" w:space="0" w:color="auto"/>
+          <w:insideV w:val="none" w:sz="0" w:space="0" w:color="auto"/>
+        </w:tblBorders>
         <w:tblLook w:val="04A0" w:firstRow="1" w:lastRow="0" w:firstColumn="1" w:lastColumn="0" w:noHBand="0" w:noVBand="1"/>
       </w:tblPr>
       <w:tblGrid>
@@ -903,6 +965,7 @@
           </w:tcPr>
           <w:p>
             <w:pPr>
+              <w:spacing w:line="600" w:lineRule="auto"/>
               <w:jc w:val="center"/>
               <w:rPr>
                 <w:rFonts w:ascii="Times New Roman" w:hAnsi="Times New Roman" w:cs="Times New Roman"/>
@@ -911,6 +974,7 @@
                 <w:szCs w:val="28"/>
               </w:rPr>
             </w:pPr>
+            <w:proofErr w:type="spellStart"/>
             <w:r>
               <w:rPr>
                 <w:rFonts w:ascii="Times New Roman" w:hAnsi="Times New Roman" w:cs="Times New Roman"/>
@@ -918,7 +982,17 @@
                 <w:sz w:val="28"/>
                 <w:szCs w:val="28"/>
               </w:rPr>
-              <w:t>S.No.</w:t>
+              <w:t>S.No</w:t>
+            </w:r>
+            <w:proofErr w:type="spellEnd"/>
+            <w:r>
+              <w:rPr>
+                <w:rFonts w:ascii="Times New Roman" w:hAnsi="Times New Roman" w:cs="Times New Roman"/>
+                <w:bCs/>
+                <w:sz w:val="28"/>
+                <w:szCs w:val="28"/>
+              </w:rPr>
+              <w:t>.</w:t>
             </w:r>
           </w:p>
         </w:tc>
@@ -928,6 +1002,7 @@
           </w:tcPr>
           <w:p>
             <w:pPr>
+              <w:spacing w:line="600" w:lineRule="auto"/>
               <w:rPr>
                 <w:rFonts w:ascii="Times New Roman" w:hAnsi="Times New Roman" w:cs="Times New Roman"/>
                 <w:bCs/>
@@ -952,6 +1027,7 @@
           </w:tcPr>
           <w:p>
             <w:pPr>
+              <w:spacing w:line="600" w:lineRule="auto"/>
               <w:jc w:val="center"/>
               <w:rPr>
                 <w:rFonts w:ascii="Times New Roman" w:hAnsi="Times New Roman" w:cs="Times New Roman"/>
@@ -979,6 +1055,7 @@
           </w:tcPr>
           <w:p>
             <w:pPr>
+              <w:spacing w:line="600" w:lineRule="auto"/>
               <w:jc w:val="center"/>
               <w:rPr>
                 <w:rFonts w:ascii="Times New Roman" w:hAnsi="Times New Roman" w:cs="Times New Roman"/>
@@ -1004,6 +1081,7 @@
           </w:tcPr>
           <w:p>
             <w:pPr>
+              <w:spacing w:line="600" w:lineRule="auto"/>
               <w:rPr>
                 <w:rFonts w:ascii="Times New Roman" w:hAnsi="Times New Roman" w:cs="Times New Roman"/>
                 <w:bCs/>
@@ -1037,6 +1115,7 @@
           </w:tcPr>
           <w:p>
             <w:pPr>
+              <w:spacing w:line="600" w:lineRule="auto"/>
               <w:jc w:val="center"/>
               <w:rPr>
                 <w:rFonts w:ascii="Times New Roman" w:hAnsi="Times New Roman" w:cs="Times New Roman"/>
@@ -1064,6 +1143,7 @@
           </w:tcPr>
           <w:p>
             <w:pPr>
+              <w:spacing w:line="600" w:lineRule="auto"/>
               <w:jc w:val="center"/>
               <w:rPr>
                 <w:rFonts w:ascii="Times New Roman" w:hAnsi="Times New Roman" w:cs="Times New Roman"/>
@@ -1089,6 +1169,7 @@
           </w:tcPr>
           <w:p>
             <w:pPr>
+              <w:spacing w:line="600" w:lineRule="auto"/>
               <w:rPr>
                 <w:rFonts w:ascii="Times New Roman" w:hAnsi="Times New Roman" w:cs="Times New Roman"/>
                 <w:bCs/>
@@ -1122,6 +1203,7 @@
           </w:tcPr>
           <w:p>
             <w:pPr>
+              <w:spacing w:line="600" w:lineRule="auto"/>
               <w:jc w:val="center"/>
               <w:rPr>
                 <w:rFonts w:ascii="Times New Roman" w:hAnsi="Times New Roman" w:cs="Times New Roman"/>
@@ -1149,6 +1231,7 @@
           </w:tcPr>
           <w:p>
             <w:pPr>
+              <w:spacing w:line="600" w:lineRule="auto"/>
               <w:jc w:val="center"/>
               <w:rPr>
                 <w:rFonts w:ascii="Times New Roman" w:hAnsi="Times New Roman" w:cs="Times New Roman"/>
@@ -1174,6 +1257,7 @@
           </w:tcPr>
           <w:p>
             <w:pPr>
+              <w:spacing w:line="600" w:lineRule="auto"/>
               <w:rPr>
                 <w:rFonts w:ascii="Times New Roman" w:hAnsi="Times New Roman" w:cs="Times New Roman"/>
                 <w:bCs/>
@@ -1198,6 +1282,7 @@
           </w:tcPr>
           <w:p>
             <w:pPr>
+              <w:spacing w:line="600" w:lineRule="auto"/>
               <w:jc w:val="center"/>
               <w:rPr>
                 <w:rFonts w:ascii="Times New Roman" w:hAnsi="Times New Roman" w:cs="Times New Roman"/>
@@ -1225,6 +1310,7 @@
           </w:tcPr>
           <w:p>
             <w:pPr>
+              <w:spacing w:line="600" w:lineRule="auto"/>
               <w:jc w:val="center"/>
               <w:rPr>
                 <w:rFonts w:ascii="Times New Roman" w:hAnsi="Times New Roman" w:cs="Times New Roman"/>
@@ -1250,6 +1336,7 @@
           </w:tcPr>
           <w:p>
             <w:pPr>
+              <w:spacing w:line="600" w:lineRule="auto"/>
               <w:rPr>
                 <w:rFonts w:ascii="Times New Roman" w:hAnsi="Times New Roman" w:cs="Times New Roman"/>
                 <w:bCs/>
@@ -1274,6 +1361,7 @@
           </w:tcPr>
           <w:p>
             <w:pPr>
+              <w:spacing w:line="600" w:lineRule="auto"/>
               <w:jc w:val="center"/>
               <w:rPr>
                 <w:rFonts w:ascii="Times New Roman" w:hAnsi="Times New Roman" w:cs="Times New Roman"/>
@@ -1301,6 +1389,7 @@
           </w:tcPr>
           <w:p>
             <w:pPr>
+              <w:spacing w:line="600" w:lineRule="auto"/>
               <w:jc w:val="center"/>
               <w:rPr>
                 <w:rFonts w:ascii="Times New Roman" w:hAnsi="Times New Roman" w:cs="Times New Roman"/>
@@ -1326,6 +1415,7 @@
           </w:tcPr>
           <w:p>
             <w:pPr>
+              <w:spacing w:line="600" w:lineRule="auto"/>
               <w:rPr>
                 <w:rFonts w:ascii="Times New Roman" w:hAnsi="Times New Roman" w:cs="Times New Roman"/>
                 <w:bCs/>
@@ -1350,6 +1440,7 @@
           </w:tcPr>
           <w:p>
             <w:pPr>
+              <w:spacing w:line="600" w:lineRule="auto"/>
               <w:jc w:val="center"/>
               <w:rPr>
                 <w:rFonts w:ascii="Times New Roman" w:hAnsi="Times New Roman" w:cs="Times New Roman"/>
@@ -1377,6 +1468,7 @@
           </w:tcPr>
           <w:p>
             <w:pPr>
+              <w:spacing w:line="600" w:lineRule="auto"/>
               <w:jc w:val="center"/>
               <w:rPr>
                 <w:rFonts w:ascii="Times New Roman" w:hAnsi="Times New Roman" w:cs="Times New Roman"/>
@@ -1402,6 +1494,7 @@
           </w:tcPr>
           <w:p>
             <w:pPr>
+              <w:spacing w:line="600" w:lineRule="auto"/>
               <w:rPr>
                 <w:rFonts w:ascii="Times New Roman" w:hAnsi="Times New Roman" w:cs="Times New Roman"/>
                 <w:bCs/>
@@ -1426,6 +1519,7 @@
           </w:tcPr>
           <w:p>
             <w:pPr>
+              <w:spacing w:line="600" w:lineRule="auto"/>
               <w:jc w:val="center"/>
               <w:rPr>
                 <w:rFonts w:ascii="Times New Roman" w:hAnsi="Times New Roman" w:cs="Times New Roman"/>
@@ -1453,6 +1547,7 @@
           </w:tcPr>
           <w:p>
             <w:pPr>
+              <w:spacing w:line="600" w:lineRule="auto"/>
               <w:jc w:val="center"/>
               <w:rPr>
                 <w:rFonts w:ascii="Times New Roman" w:hAnsi="Times New Roman" w:cs="Times New Roman"/>
@@ -1478,6 +1573,7 @@
           </w:tcPr>
           <w:p>
             <w:pPr>
+              <w:spacing w:line="600" w:lineRule="auto"/>
               <w:rPr>
                 <w:rFonts w:ascii="Times New Roman" w:hAnsi="Times New Roman" w:cs="Times New Roman"/>
                 <w:bCs/>
@@ -1502,6 +1598,7 @@
           </w:tcPr>
           <w:p>
             <w:pPr>
+              <w:spacing w:line="600" w:lineRule="auto"/>
               <w:jc w:val="center"/>
               <w:rPr>
                 <w:rFonts w:ascii="Times New Roman" w:hAnsi="Times New Roman" w:cs="Times New Roman"/>
@@ -1529,6 +1626,7 @@
           </w:tcPr>
           <w:p>
             <w:pPr>
+              <w:spacing w:line="600" w:lineRule="auto"/>
               <w:jc w:val="center"/>
               <w:rPr>
                 <w:rFonts w:ascii="Times New Roman" w:hAnsi="Times New Roman" w:cs="Times New Roman"/>
@@ -1554,6 +1652,7 @@
           </w:tcPr>
           <w:p>
             <w:pPr>
+              <w:spacing w:line="600" w:lineRule="auto"/>
               <w:rPr>
                 <w:rFonts w:ascii="Times New Roman" w:hAnsi="Times New Roman" w:cs="Times New Roman"/>
                 <w:bCs/>
@@ -1578,6 +1677,7 @@
           </w:tcPr>
           <w:p>
             <w:pPr>
+              <w:spacing w:line="600" w:lineRule="auto"/>
               <w:jc w:val="center"/>
               <w:rPr>
                 <w:rFonts w:ascii="Times New Roman" w:hAnsi="Times New Roman" w:cs="Times New Roman"/>
@@ -1605,6 +1705,7 @@
           </w:tcPr>
           <w:p>
             <w:pPr>
+              <w:spacing w:line="600" w:lineRule="auto"/>
               <w:jc w:val="center"/>
               <w:rPr>
                 <w:rFonts w:ascii="Times New Roman" w:hAnsi="Times New Roman" w:cs="Times New Roman"/>
@@ -1630,6 +1731,7 @@
           </w:tcPr>
           <w:p>
             <w:pPr>
+              <w:spacing w:line="600" w:lineRule="auto"/>
               <w:rPr>
                 <w:rFonts w:ascii="Times New Roman" w:hAnsi="Times New Roman" w:cs="Times New Roman"/>
                 <w:bCs/>
@@ -1654,6 +1756,7 @@
           </w:tcPr>
           <w:p>
             <w:pPr>
+              <w:spacing w:line="600" w:lineRule="auto"/>
               <w:jc w:val="center"/>
               <w:rPr>
                 <w:rFonts w:ascii="Times New Roman" w:hAnsi="Times New Roman" w:cs="Times New Roman"/>
@@ -1681,6 +1784,7 @@
           </w:tcPr>
           <w:p>
             <w:pPr>
+              <w:spacing w:line="600" w:lineRule="auto"/>
               <w:jc w:val="center"/>
               <w:rPr>
                 <w:rFonts w:ascii="Times New Roman" w:hAnsi="Times New Roman" w:cs="Times New Roman"/>
@@ -1706,6 +1810,7 @@
           </w:tcPr>
           <w:p>
             <w:pPr>
+              <w:spacing w:line="600" w:lineRule="auto"/>
               <w:rPr>
                 <w:rFonts w:ascii="Times New Roman" w:hAnsi="Times New Roman" w:cs="Times New Roman"/>
                 <w:bCs/>
@@ -1730,6 +1835,7 @@
           </w:tcPr>
           <w:p>
             <w:pPr>
+              <w:spacing w:line="600" w:lineRule="auto"/>
               <w:jc w:val="center"/>
               <w:rPr>
                 <w:rFonts w:ascii="Times New Roman" w:hAnsi="Times New Roman" w:cs="Times New Roman"/>
@@ -1757,6 +1863,7 @@
           </w:tcPr>
           <w:p>
             <w:pPr>
+              <w:spacing w:line="600" w:lineRule="auto"/>
               <w:jc w:val="center"/>
               <w:rPr>
                 <w:rFonts w:ascii="Times New Roman" w:hAnsi="Times New Roman" w:cs="Times New Roman"/>
@@ -1782,6 +1889,7 @@
           </w:tcPr>
           <w:p>
             <w:pPr>
+              <w:spacing w:line="600" w:lineRule="auto"/>
               <w:rPr>
                 <w:rFonts w:ascii="Times New Roman" w:hAnsi="Times New Roman" w:cs="Times New Roman"/>
                 <w:bCs/>
@@ -1815,6 +1923,7 @@
           </w:tcPr>
           <w:p>
             <w:pPr>
+              <w:spacing w:line="600" w:lineRule="auto"/>
               <w:jc w:val="center"/>
               <w:rPr>
                 <w:rFonts w:ascii="Times New Roman" w:hAnsi="Times New Roman" w:cs="Times New Roman"/>
@@ -1838,7 +1947,6 @@
     </w:tbl>
     <w:p>
       <w:pPr>
-        <w:ind w:left="360"/>
         <w:rPr>
           <w:rFonts w:ascii="Times New Roman" w:hAnsi="Times New Roman" w:cs="Times New Roman"/>
           <w:bCs/>
@@ -1849,7 +1957,6 @@
     </w:p>
     <w:p>
       <w:pPr>
-        <w:ind w:left="360"/>
         <w:rPr>
           <w:rFonts w:ascii="Times New Roman" w:hAnsi="Times New Roman" w:cs="Times New Roman"/>
           <w:bCs/>
@@ -1860,7 +1967,6 @@
     </w:p>
     <w:p>
       <w:pPr>
-        <w:ind w:left="360"/>
         <w:rPr>
           <w:rFonts w:ascii="Times New Roman" w:hAnsi="Times New Roman" w:cs="Times New Roman"/>
           <w:bCs/>
@@ -1871,7 +1977,6 @@
     </w:p>
     <w:p>
       <w:pPr>
-        <w:ind w:left="360"/>
         <w:rPr>
           <w:rFonts w:ascii="Times New Roman" w:hAnsi="Times New Roman" w:cs="Times New Roman"/>
           <w:bCs/>
@@ -1882,7 +1987,6 @@
     </w:p>
     <w:p>
       <w:pPr>
-        <w:ind w:left="360"/>
         <w:rPr>
           <w:rFonts w:ascii="Times New Roman" w:hAnsi="Times New Roman" w:cs="Times New Roman"/>
           <w:bCs/>
@@ -1897,742 +2001,14 @@
           <w:sz w:val="28"/>
           <w:szCs w:val="28"/>
         </w:rPr>
-        <w:tab/>
-      </w:r>
-      <w:r>
-        <w:rPr>
-          <w:rFonts w:ascii="Times New Roman" w:hAnsi="Times New Roman" w:cs="Times New Roman"/>
-          <w:bCs/>
-          <w:sz w:val="28"/>
-          <w:szCs w:val="28"/>
-        </w:rPr>
-        <w:tab/>
-      </w:r>
-      <w:r>
-        <w:rPr>
-          <w:rFonts w:ascii="Times New Roman" w:hAnsi="Times New Roman" w:cs="Times New Roman"/>
-          <w:bCs/>
-          <w:sz w:val="28"/>
-          <w:szCs w:val="28"/>
-        </w:rPr>
-        <w:tab/>
-      </w:r>
-      <w:r>
-        <w:rPr>
-          <w:rFonts w:ascii="Times New Roman" w:hAnsi="Times New Roman" w:cs="Times New Roman"/>
-          <w:bCs/>
-          <w:sz w:val="28"/>
-          <w:szCs w:val="28"/>
-        </w:rPr>
-        <w:tab/>
-      </w:r>
-      <w:r>
-        <w:rPr>
-          <w:rFonts w:ascii="Times New Roman" w:hAnsi="Times New Roman" w:cs="Times New Roman"/>
-          <w:bCs/>
-          <w:sz w:val="28"/>
-          <w:szCs w:val="28"/>
-        </w:rPr>
-        <w:tab/>
-      </w:r>
-      <w:r>
-        <w:rPr>
-          <w:rFonts w:ascii="Times New Roman" w:hAnsi="Times New Roman" w:cs="Times New Roman"/>
-          <w:bCs/>
-          <w:sz w:val="28"/>
-          <w:szCs w:val="28"/>
-        </w:rPr>
-        <w:tab/>
-      </w:r>
-      <w:r>
-        <w:rPr>
-          <w:rFonts w:ascii="Times New Roman" w:hAnsi="Times New Roman" w:cs="Times New Roman"/>
-          <w:bCs/>
-          <w:sz w:val="28"/>
-          <w:szCs w:val="28"/>
-        </w:rPr>
-        <w:tab/>
-      </w:r>
-      <w:r>
-        <w:rPr>
-          <w:rFonts w:ascii="Times New Roman" w:hAnsi="Times New Roman" w:cs="Times New Roman"/>
-          <w:bCs/>
-          <w:sz w:val="28"/>
-          <w:szCs w:val="28"/>
-        </w:rPr>
-        <w:tab/>
-        <w:t xml:space="preserve">      </w:t>
-      </w:r>
-      <w:r>
-        <w:rPr>
-          <w:rFonts w:ascii="Times New Roman" w:hAnsi="Times New Roman" w:cs="Times New Roman"/>
-          <w:bCs/>
-          <w:sz w:val="28"/>
-          <w:szCs w:val="28"/>
-        </w:rPr>
-        <w:tab/>
-      </w:r>
-      <w:r>
-        <w:rPr>
-          <w:rFonts w:ascii="Times New Roman" w:hAnsi="Times New Roman" w:cs="Times New Roman"/>
-          <w:bCs/>
-          <w:sz w:val="28"/>
-          <w:szCs w:val="28"/>
-        </w:rPr>
-        <w:tab/>
-        <w:t xml:space="preserve">        </w:t>
-      </w:r>
-    </w:p>
-    <w:p>
-      <w:pPr>
-        <w:ind w:left="360"/>
-        <w:rPr>
-          <w:rFonts w:ascii="Times New Roman" w:hAnsi="Times New Roman" w:cs="Times New Roman"/>
-          <w:bCs/>
-          <w:sz w:val="28"/>
-          <w:szCs w:val="28"/>
-        </w:rPr>
-      </w:pPr>
-      <w:r>
-        <w:rPr>
-          <w:rFonts w:ascii="Times New Roman" w:hAnsi="Times New Roman" w:cs="Times New Roman"/>
-          <w:bCs/>
-          <w:sz w:val="28"/>
-          <w:szCs w:val="28"/>
-        </w:rPr>
-        <w:tab/>
-      </w:r>
-      <w:r>
-        <w:rPr>
-          <w:rFonts w:ascii="Times New Roman" w:hAnsi="Times New Roman" w:cs="Times New Roman"/>
-          <w:bCs/>
-          <w:sz w:val="28"/>
-          <w:szCs w:val="28"/>
-        </w:rPr>
-        <w:tab/>
-      </w:r>
-      <w:r>
-        <w:rPr>
-          <w:rFonts w:ascii="Times New Roman" w:hAnsi="Times New Roman" w:cs="Times New Roman"/>
-          <w:bCs/>
-          <w:sz w:val="28"/>
-          <w:szCs w:val="28"/>
-        </w:rPr>
-        <w:tab/>
-      </w:r>
-      <w:r>
-        <w:rPr>
-          <w:rFonts w:ascii="Times New Roman" w:hAnsi="Times New Roman" w:cs="Times New Roman"/>
-          <w:bCs/>
-          <w:sz w:val="28"/>
-          <w:szCs w:val="28"/>
-        </w:rPr>
-        <w:tab/>
-      </w:r>
-      <w:r>
-        <w:rPr>
-          <w:rFonts w:ascii="Times New Roman" w:hAnsi="Times New Roman" w:cs="Times New Roman"/>
-          <w:bCs/>
-          <w:sz w:val="28"/>
-          <w:szCs w:val="28"/>
-        </w:rPr>
-        <w:tab/>
-      </w:r>
-      <w:r>
-        <w:rPr>
-          <w:rFonts w:ascii="Times New Roman" w:hAnsi="Times New Roman" w:cs="Times New Roman"/>
-          <w:bCs/>
-          <w:sz w:val="28"/>
-          <w:szCs w:val="28"/>
-        </w:rPr>
-        <w:tab/>
-      </w:r>
-      <w:r>
-        <w:rPr>
-          <w:rFonts w:ascii="Times New Roman" w:hAnsi="Times New Roman" w:cs="Times New Roman"/>
-          <w:bCs/>
-          <w:sz w:val="28"/>
-          <w:szCs w:val="28"/>
-        </w:rPr>
-        <w:tab/>
-        <w:t xml:space="preserve">        </w:t>
-      </w:r>
-    </w:p>
-    <w:p>
-      <w:pPr>
-        <w:ind w:left="360"/>
-        <w:rPr>
-          <w:rFonts w:ascii="Times New Roman" w:hAnsi="Times New Roman" w:cs="Times New Roman"/>
-          <w:bCs/>
-          <w:sz w:val="28"/>
-          <w:szCs w:val="28"/>
-        </w:rPr>
-      </w:pPr>
-      <w:r>
-        <w:rPr>
-          <w:rFonts w:ascii="Times New Roman" w:hAnsi="Times New Roman" w:cs="Times New Roman"/>
-          <w:bCs/>
-          <w:sz w:val="28"/>
-          <w:szCs w:val="28"/>
-        </w:rPr>
-        <w:tab/>
-      </w:r>
-      <w:r>
-        <w:rPr>
-          <w:rFonts w:ascii="Times New Roman" w:hAnsi="Times New Roman" w:cs="Times New Roman"/>
-          <w:bCs/>
-          <w:sz w:val="28"/>
-          <w:szCs w:val="28"/>
-        </w:rPr>
-        <w:tab/>
-      </w:r>
-      <w:r>
-        <w:rPr>
-          <w:rFonts w:ascii="Times New Roman" w:hAnsi="Times New Roman" w:cs="Times New Roman"/>
-          <w:bCs/>
-          <w:sz w:val="28"/>
-          <w:szCs w:val="28"/>
-        </w:rPr>
-        <w:tab/>
-      </w:r>
-      <w:r>
-        <w:rPr>
-          <w:rFonts w:ascii="Times New Roman" w:hAnsi="Times New Roman" w:cs="Times New Roman"/>
-          <w:bCs/>
-          <w:sz w:val="28"/>
-          <w:szCs w:val="28"/>
-        </w:rPr>
-        <w:tab/>
-      </w:r>
-      <w:r>
-        <w:rPr>
-          <w:rFonts w:ascii="Times New Roman" w:hAnsi="Times New Roman" w:cs="Times New Roman"/>
-          <w:bCs/>
-          <w:sz w:val="28"/>
-          <w:szCs w:val="28"/>
-        </w:rPr>
-        <w:tab/>
-      </w:r>
-      <w:r>
-        <w:rPr>
-          <w:rFonts w:ascii="Times New Roman" w:hAnsi="Times New Roman" w:cs="Times New Roman"/>
-          <w:bCs/>
-          <w:sz w:val="28"/>
-          <w:szCs w:val="28"/>
-        </w:rPr>
-        <w:tab/>
-      </w:r>
-      <w:r>
-        <w:rPr>
-          <w:rFonts w:ascii="Times New Roman" w:hAnsi="Times New Roman" w:cs="Times New Roman"/>
-          <w:bCs/>
-          <w:sz w:val="28"/>
-          <w:szCs w:val="28"/>
-        </w:rPr>
-        <w:tab/>
-      </w:r>
-      <w:r>
-        <w:rPr>
-          <w:rFonts w:ascii="Times New Roman" w:hAnsi="Times New Roman" w:cs="Times New Roman"/>
-          <w:bCs/>
-          <w:sz w:val="28"/>
-          <w:szCs w:val="28"/>
-        </w:rPr>
-        <w:tab/>
-        <w:t xml:space="preserve">        </w:t>
-      </w:r>
-    </w:p>
-    <w:p>
-      <w:pPr>
-        <w:ind w:left="360"/>
-        <w:rPr>
-          <w:rFonts w:ascii="Times New Roman" w:hAnsi="Times New Roman" w:cs="Times New Roman"/>
-          <w:bCs/>
-          <w:sz w:val="28"/>
-          <w:szCs w:val="28"/>
-        </w:rPr>
-      </w:pPr>
-      <w:r>
-        <w:rPr>
-          <w:rFonts w:ascii="Times New Roman" w:hAnsi="Times New Roman" w:cs="Times New Roman"/>
-          <w:bCs/>
-          <w:sz w:val="28"/>
-          <w:szCs w:val="28"/>
-        </w:rPr>
-        <w:tab/>
-      </w:r>
-      <w:r>
-        <w:rPr>
-          <w:rFonts w:ascii="Times New Roman" w:hAnsi="Times New Roman" w:cs="Times New Roman"/>
-          <w:bCs/>
-          <w:sz w:val="28"/>
-          <w:szCs w:val="28"/>
-        </w:rPr>
-        <w:tab/>
-      </w:r>
-      <w:r>
-        <w:rPr>
-          <w:rFonts w:ascii="Times New Roman" w:hAnsi="Times New Roman" w:cs="Times New Roman"/>
-          <w:bCs/>
-          <w:sz w:val="28"/>
-          <w:szCs w:val="28"/>
-        </w:rPr>
-        <w:tab/>
-      </w:r>
-      <w:r>
-        <w:rPr>
-          <w:rFonts w:ascii="Times New Roman" w:hAnsi="Times New Roman" w:cs="Times New Roman"/>
-          <w:bCs/>
-          <w:sz w:val="28"/>
-          <w:szCs w:val="28"/>
-        </w:rPr>
-        <w:tab/>
-      </w:r>
-      <w:r>
-        <w:rPr>
-          <w:rFonts w:ascii="Times New Roman" w:hAnsi="Times New Roman" w:cs="Times New Roman"/>
-          <w:bCs/>
-          <w:sz w:val="28"/>
-          <w:szCs w:val="28"/>
-        </w:rPr>
-        <w:tab/>
-      </w:r>
-      <w:r>
-        <w:rPr>
-          <w:rFonts w:ascii="Times New Roman" w:hAnsi="Times New Roman" w:cs="Times New Roman"/>
-          <w:bCs/>
-          <w:sz w:val="28"/>
-          <w:szCs w:val="28"/>
-        </w:rPr>
-        <w:tab/>
-      </w:r>
-      <w:r>
-        <w:rPr>
-          <w:rFonts w:ascii="Times New Roman" w:hAnsi="Times New Roman" w:cs="Times New Roman"/>
-          <w:bCs/>
-          <w:sz w:val="28"/>
-          <w:szCs w:val="28"/>
-        </w:rPr>
-        <w:tab/>
-      </w:r>
-      <w:r>
-        <w:rPr>
-          <w:rFonts w:ascii="Times New Roman" w:hAnsi="Times New Roman" w:cs="Times New Roman"/>
-          <w:bCs/>
-          <w:sz w:val="28"/>
-          <w:szCs w:val="28"/>
-        </w:rPr>
-        <w:tab/>
-      </w:r>
-      <w:r>
-        <w:rPr>
-          <w:rFonts w:ascii="Times New Roman" w:hAnsi="Times New Roman" w:cs="Times New Roman"/>
-          <w:bCs/>
-          <w:sz w:val="28"/>
-          <w:szCs w:val="28"/>
-        </w:rPr>
-        <w:tab/>
-        <w:t xml:space="preserve">  </w:t>
-      </w:r>
-      <w:r>
-        <w:rPr>
-          <w:rFonts w:ascii="Times New Roman" w:hAnsi="Times New Roman" w:cs="Times New Roman"/>
-          <w:bCs/>
-          <w:sz w:val="28"/>
-          <w:szCs w:val="28"/>
-        </w:rPr>
-        <w:tab/>
-      </w:r>
-      <w:r>
-        <w:rPr>
-          <w:rFonts w:ascii="Times New Roman" w:hAnsi="Times New Roman" w:cs="Times New Roman"/>
-          <w:bCs/>
-          <w:sz w:val="28"/>
-          <w:szCs w:val="28"/>
-        </w:rPr>
-        <w:tab/>
-      </w:r>
-    </w:p>
-    <w:p>
-      <w:pPr>
-        <w:ind w:left="360"/>
-        <w:rPr>
-          <w:rFonts w:ascii="Times New Roman" w:hAnsi="Times New Roman" w:cs="Times New Roman"/>
-          <w:bCs/>
-          <w:sz w:val="28"/>
-          <w:szCs w:val="28"/>
-        </w:rPr>
-      </w:pPr>
-      <w:r>
-        <w:rPr>
-          <w:rFonts w:ascii="Times New Roman" w:hAnsi="Times New Roman" w:cs="Times New Roman"/>
-          <w:bCs/>
-          <w:sz w:val="28"/>
-          <w:szCs w:val="28"/>
-        </w:rPr>
-        <w:tab/>
-      </w:r>
-      <w:r>
-        <w:rPr>
-          <w:rFonts w:ascii="Times New Roman" w:hAnsi="Times New Roman" w:cs="Times New Roman"/>
-          <w:bCs/>
-          <w:sz w:val="28"/>
-          <w:szCs w:val="28"/>
-        </w:rPr>
-        <w:tab/>
-      </w:r>
-      <w:r>
-        <w:rPr>
-          <w:rFonts w:ascii="Times New Roman" w:hAnsi="Times New Roman" w:cs="Times New Roman"/>
-          <w:bCs/>
-          <w:sz w:val="28"/>
-          <w:szCs w:val="28"/>
-        </w:rPr>
-        <w:tab/>
-      </w:r>
-      <w:r>
-        <w:rPr>
-          <w:rFonts w:ascii="Times New Roman" w:hAnsi="Times New Roman" w:cs="Times New Roman"/>
-          <w:bCs/>
-          <w:sz w:val="28"/>
-          <w:szCs w:val="28"/>
-        </w:rPr>
-        <w:tab/>
-      </w:r>
-      <w:r>
-        <w:rPr>
-          <w:rFonts w:ascii="Times New Roman" w:hAnsi="Times New Roman" w:cs="Times New Roman"/>
-          <w:bCs/>
-          <w:sz w:val="28"/>
-          <w:szCs w:val="28"/>
-        </w:rPr>
-        <w:tab/>
-      </w:r>
-      <w:r>
-        <w:rPr>
-          <w:rFonts w:ascii="Times New Roman" w:hAnsi="Times New Roman" w:cs="Times New Roman"/>
-          <w:bCs/>
-          <w:sz w:val="28"/>
-          <w:szCs w:val="28"/>
-        </w:rPr>
-        <w:tab/>
-      </w:r>
-      <w:r>
-        <w:rPr>
-          <w:rFonts w:ascii="Times New Roman" w:hAnsi="Times New Roman" w:cs="Times New Roman"/>
-          <w:bCs/>
-          <w:sz w:val="28"/>
-          <w:szCs w:val="28"/>
-        </w:rPr>
-        <w:tab/>
-      </w:r>
-      <w:r>
-        <w:rPr>
-          <w:rFonts w:ascii="Times New Roman" w:hAnsi="Times New Roman" w:cs="Times New Roman"/>
-          <w:bCs/>
-          <w:sz w:val="28"/>
-          <w:szCs w:val="28"/>
-        </w:rPr>
-        <w:tab/>
-      </w:r>
-      <w:r>
-        <w:rPr>
-          <w:rFonts w:ascii="Times New Roman" w:hAnsi="Times New Roman" w:cs="Times New Roman"/>
-          <w:bCs/>
-          <w:sz w:val="28"/>
-          <w:szCs w:val="28"/>
-        </w:rPr>
-        <w:tab/>
-        <w:t xml:space="preserve">                  </w:t>
-      </w:r>
-    </w:p>
-    <w:p>
-      <w:pPr>
-        <w:ind w:left="360"/>
-        <w:rPr>
-          <w:rFonts w:ascii="Times New Roman" w:hAnsi="Times New Roman" w:cs="Times New Roman"/>
-          <w:bCs/>
-          <w:sz w:val="28"/>
-          <w:szCs w:val="28"/>
-        </w:rPr>
-      </w:pPr>
-      <w:r>
-        <w:rPr>
-          <w:rFonts w:ascii="Times New Roman" w:hAnsi="Times New Roman" w:cs="Times New Roman"/>
-          <w:bCs/>
-          <w:sz w:val="28"/>
-          <w:szCs w:val="28"/>
-        </w:rPr>
-        <w:tab/>
-      </w:r>
-      <w:r>
-        <w:rPr>
-          <w:rFonts w:ascii="Times New Roman" w:hAnsi="Times New Roman" w:cs="Times New Roman"/>
-          <w:bCs/>
-          <w:sz w:val="28"/>
-          <w:szCs w:val="28"/>
-        </w:rPr>
-        <w:tab/>
-        <w:t xml:space="preserve">                </w:t>
-      </w:r>
-    </w:p>
-    <w:p>
-      <w:pPr>
-        <w:ind w:left="360"/>
-        <w:rPr>
-          <w:rFonts w:ascii="Times New Roman" w:hAnsi="Times New Roman" w:cs="Times New Roman"/>
-          <w:bCs/>
-          <w:sz w:val="28"/>
-          <w:szCs w:val="28"/>
-        </w:rPr>
-      </w:pPr>
-      <w:r>
-        <w:rPr>
-          <w:rFonts w:ascii="Times New Roman" w:hAnsi="Times New Roman" w:cs="Times New Roman"/>
-          <w:bCs/>
-          <w:sz w:val="28"/>
-          <w:szCs w:val="28"/>
-        </w:rPr>
-        <w:tab/>
-      </w:r>
-      <w:r>
-        <w:rPr>
-          <w:rFonts w:ascii="Times New Roman" w:hAnsi="Times New Roman" w:cs="Times New Roman"/>
-          <w:bCs/>
-          <w:sz w:val="28"/>
-          <w:szCs w:val="28"/>
-        </w:rPr>
-        <w:tab/>
-      </w:r>
-      <w:r>
-        <w:rPr>
-          <w:rFonts w:ascii="Times New Roman" w:hAnsi="Times New Roman" w:cs="Times New Roman"/>
-          <w:bCs/>
-          <w:sz w:val="28"/>
-          <w:szCs w:val="28"/>
-        </w:rPr>
-        <w:tab/>
-      </w:r>
-      <w:r>
-        <w:rPr>
-          <w:rFonts w:ascii="Times New Roman" w:hAnsi="Times New Roman" w:cs="Times New Roman"/>
-          <w:bCs/>
-          <w:sz w:val="28"/>
-          <w:szCs w:val="28"/>
-        </w:rPr>
-        <w:tab/>
-      </w:r>
-      <w:r>
-        <w:rPr>
-          <w:rFonts w:ascii="Times New Roman" w:hAnsi="Times New Roman" w:cs="Times New Roman"/>
-          <w:bCs/>
-          <w:sz w:val="28"/>
-          <w:szCs w:val="28"/>
-        </w:rPr>
-        <w:tab/>
-      </w:r>
-    </w:p>
-    <w:p>
-      <w:pPr>
-        <w:ind w:left="360"/>
-        <w:rPr>
-          <w:rFonts w:ascii="Times New Roman" w:hAnsi="Times New Roman" w:cs="Times New Roman"/>
-          <w:bCs/>
-          <w:sz w:val="28"/>
-          <w:szCs w:val="28"/>
-        </w:rPr>
-      </w:pPr>
-      <w:r>
-        <w:rPr>
-          <w:rFonts w:ascii="Times New Roman" w:hAnsi="Times New Roman" w:cs="Times New Roman"/>
-          <w:bCs/>
-          <w:sz w:val="28"/>
-          <w:szCs w:val="28"/>
-        </w:rPr>
-        <w:tab/>
-      </w:r>
-      <w:r>
-        <w:rPr>
-          <w:rFonts w:ascii="Times New Roman" w:hAnsi="Times New Roman" w:cs="Times New Roman"/>
-          <w:bCs/>
-          <w:sz w:val="28"/>
-          <w:szCs w:val="28"/>
-        </w:rPr>
-        <w:tab/>
-      </w:r>
-      <w:r>
-        <w:rPr>
-          <w:rFonts w:ascii="Times New Roman" w:hAnsi="Times New Roman" w:cs="Times New Roman"/>
-          <w:bCs/>
-          <w:sz w:val="28"/>
-          <w:szCs w:val="28"/>
-        </w:rPr>
-        <w:tab/>
-      </w:r>
-      <w:r>
-        <w:rPr>
-          <w:rFonts w:ascii="Times New Roman" w:hAnsi="Times New Roman" w:cs="Times New Roman"/>
-          <w:bCs/>
-          <w:sz w:val="28"/>
-          <w:szCs w:val="28"/>
-        </w:rPr>
-        <w:tab/>
-      </w:r>
-      <w:r>
-        <w:rPr>
-          <w:rFonts w:ascii="Times New Roman" w:hAnsi="Times New Roman" w:cs="Times New Roman"/>
-          <w:bCs/>
-          <w:sz w:val="28"/>
-          <w:szCs w:val="28"/>
-        </w:rPr>
-        <w:tab/>
-      </w:r>
-      <w:r>
-        <w:rPr>
-          <w:rFonts w:ascii="Times New Roman" w:hAnsi="Times New Roman" w:cs="Times New Roman"/>
-          <w:bCs/>
-          <w:sz w:val="28"/>
-          <w:szCs w:val="28"/>
-        </w:rPr>
-        <w:tab/>
-      </w:r>
-      <w:r>
-        <w:rPr>
-          <w:rFonts w:ascii="Times New Roman" w:hAnsi="Times New Roman" w:cs="Times New Roman"/>
-          <w:bCs/>
-          <w:sz w:val="28"/>
-          <w:szCs w:val="28"/>
-        </w:rPr>
-        <w:tab/>
-      </w:r>
-      <w:r>
-        <w:rPr>
-          <w:rFonts w:ascii="Times New Roman" w:hAnsi="Times New Roman" w:cs="Times New Roman"/>
-          <w:bCs/>
-          <w:sz w:val="28"/>
-          <w:szCs w:val="28"/>
-        </w:rPr>
-        <w:tab/>
-      </w:r>
-      <w:r>
-        <w:rPr>
-          <w:rFonts w:ascii="Times New Roman" w:hAnsi="Times New Roman" w:cs="Times New Roman"/>
-          <w:bCs/>
-          <w:sz w:val="28"/>
-          <w:szCs w:val="28"/>
-        </w:rPr>
-        <w:tab/>
-      </w:r>
-      <w:r>
-        <w:rPr>
-          <w:rFonts w:ascii="Times New Roman" w:hAnsi="Times New Roman" w:cs="Times New Roman"/>
-          <w:bCs/>
-          <w:sz w:val="28"/>
-          <w:szCs w:val="28"/>
-        </w:rPr>
-        <w:tab/>
-        <w:t xml:space="preserve">      </w:t>
-      </w:r>
-    </w:p>
-    <w:p>
-      <w:pPr>
-        <w:ind w:left="360"/>
-        <w:rPr>
-          <w:rFonts w:ascii="Times New Roman" w:hAnsi="Times New Roman" w:cs="Times New Roman"/>
-          <w:bCs/>
-          <w:sz w:val="28"/>
-          <w:szCs w:val="28"/>
-        </w:rPr>
-      </w:pPr>
-      <w:r>
-        <w:rPr>
-          <w:rFonts w:ascii="Times New Roman" w:hAnsi="Times New Roman" w:cs="Times New Roman"/>
-          <w:bCs/>
-          <w:sz w:val="28"/>
-          <w:szCs w:val="28"/>
-        </w:rPr>
-        <w:tab/>
-      </w:r>
-      <w:r>
-        <w:rPr>
-          <w:rFonts w:ascii="Times New Roman" w:hAnsi="Times New Roman" w:cs="Times New Roman"/>
-          <w:bCs/>
-          <w:sz w:val="28"/>
-          <w:szCs w:val="28"/>
-        </w:rPr>
-        <w:tab/>
-      </w:r>
-      <w:r>
-        <w:rPr>
-          <w:rFonts w:ascii="Times New Roman" w:hAnsi="Times New Roman" w:cs="Times New Roman"/>
-          <w:bCs/>
-          <w:sz w:val="28"/>
-          <w:szCs w:val="28"/>
-        </w:rPr>
-        <w:tab/>
-      </w:r>
-      <w:r>
-        <w:rPr>
-          <w:rFonts w:ascii="Times New Roman" w:hAnsi="Times New Roman" w:cs="Times New Roman"/>
-          <w:bCs/>
-          <w:sz w:val="28"/>
-          <w:szCs w:val="28"/>
-        </w:rPr>
-        <w:tab/>
-      </w:r>
-      <w:r>
-        <w:rPr>
-          <w:rFonts w:ascii="Times New Roman" w:hAnsi="Times New Roman" w:cs="Times New Roman"/>
-          <w:bCs/>
-          <w:sz w:val="28"/>
-          <w:szCs w:val="28"/>
-        </w:rPr>
-        <w:tab/>
-      </w:r>
-      <w:r>
-        <w:rPr>
-          <w:rFonts w:ascii="Times New Roman" w:hAnsi="Times New Roman" w:cs="Times New Roman"/>
-          <w:bCs/>
-          <w:sz w:val="28"/>
-          <w:szCs w:val="28"/>
-        </w:rPr>
-        <w:tab/>
-      </w:r>
-      <w:r>
-        <w:rPr>
-          <w:rFonts w:ascii="Times New Roman" w:hAnsi="Times New Roman" w:cs="Times New Roman"/>
-          <w:bCs/>
-          <w:sz w:val="28"/>
-          <w:szCs w:val="28"/>
-        </w:rPr>
-        <w:tab/>
-      </w:r>
-      <w:r>
-        <w:rPr>
-          <w:rFonts w:ascii="Times New Roman" w:hAnsi="Times New Roman" w:cs="Times New Roman"/>
-          <w:bCs/>
-          <w:sz w:val="28"/>
-          <w:szCs w:val="28"/>
-        </w:rPr>
-        <w:tab/>
-        <w:t xml:space="preserve">     </w:t>
-      </w:r>
-    </w:p>
-    <w:p>
-      <w:pPr>
-        <w:ind w:left="360"/>
+        <w:t>s</w:t>
+      </w:r>
+    </w:p>
+    <w:p>
+      <w:pPr>
         <w:jc w:val="center"/>
         <w:rPr>
           <w:rFonts w:ascii="Times New Roman" w:hAnsi="Times New Roman" w:cs="Times New Roman"/>
-          <w:b/>
-          <w:sz w:val="24"/>
-        </w:rPr>
-      </w:pPr>
-    </w:p>
-    <w:p>
-      <w:pPr>
-        <w:jc w:val="center"/>
-        <w:rPr>
           <w:b/>
           <w:sz w:val="32"/>
           <w:szCs w:val="32"/>
@@ -2644,28 +2020,30 @@
       <w:pPr>
         <w:jc w:val="center"/>
         <w:rPr>
+          <w:rFonts w:ascii="Times New Roman" w:hAnsi="Times New Roman" w:cs="Times New Roman"/>
           <w:b/>
           <w:sz w:val="32"/>
           <w:szCs w:val="32"/>
           <w:u w:val="single"/>
         </w:rPr>
       </w:pPr>
-    </w:p>
-    <w:p>
-      <w:pPr>
-        <w:jc w:val="center"/>
-        <w:rPr>
+      <w:r>
+        <w:rPr>
+          <w:rFonts w:ascii="Times New Roman" w:hAnsi="Times New Roman" w:cs="Times New Roman"/>
           <w:b/>
           <w:sz w:val="32"/>
           <w:szCs w:val="32"/>
           <w:u w:val="single"/>
         </w:rPr>
-      </w:pPr>
+        <w:lastRenderedPageBreak/>
+        <w:t>DECLARATION</w:t>
+      </w:r>
     </w:p>
     <w:p>
       <w:pPr>
         <w:jc w:val="center"/>
         <w:rPr>
+          <w:rFonts w:ascii="Times New Roman" w:hAnsi="Times New Roman" w:cs="Times New Roman"/>
           <w:b/>
           <w:sz w:val="32"/>
           <w:szCs w:val="32"/>
@@ -2675,8 +2053,736 @@
     </w:p>
     <w:p>
       <w:pPr>
-        <w:jc w:val="center"/>
-        <w:rPr>
+        <w:spacing w:line="360" w:lineRule="auto"/>
+        <w:jc w:val="both"/>
+        <w:rPr>
+          <w:rFonts w:ascii="Times New Roman" w:hAnsi="Times New Roman" w:cs="Times New Roman"/>
+          <w:b/>
+          <w:sz w:val="24"/>
+          <w:szCs w:val="24"/>
+          <w:shd w:val="clear" w:color="auto" w:fill="FFFFFF"/>
+        </w:rPr>
+      </w:pPr>
+      <w:r>
+        <w:rPr>
+          <w:rFonts w:ascii="Times New Roman" w:hAnsi="Times New Roman" w:cs="Times New Roman"/>
+          <w:sz w:val="24"/>
+          <w:szCs w:val="24"/>
+        </w:rPr>
+        <w:t>I hereby certify that the work which is being presented in the project report entitled</w:t>
+      </w:r>
+      <w:r>
+        <w:rPr>
+          <w:rFonts w:ascii="Times New Roman" w:hAnsi="Times New Roman" w:cs="Times New Roman"/>
+          <w:b/>
+          <w:sz w:val="24"/>
+          <w:szCs w:val="24"/>
+        </w:rPr>
+        <w:t xml:space="preserve"> “</w:t>
+      </w:r>
+      <w:r>
+        <w:rPr>
+          <w:rFonts w:ascii="Times New Roman" w:hAnsi="Times New Roman" w:cs="Times New Roman"/>
+          <w:b/>
+          <w:sz w:val="24"/>
+          <w:szCs w:val="24"/>
+        </w:rPr>
+        <w:t>End-to-end Software validation for an OpenCart Web Application</w:t>
+      </w:r>
+      <w:r>
+        <w:rPr>
+          <w:rFonts w:ascii="Times New Roman" w:hAnsi="Times New Roman" w:cs="Times New Roman"/>
+          <w:b/>
+          <w:sz w:val="24"/>
+          <w:szCs w:val="24"/>
+          <w:lang w:val="en-US"/>
+        </w:rPr>
+        <w:t xml:space="preserve">” </w:t>
+      </w:r>
+      <w:r>
+        <w:rPr>
+          <w:rFonts w:ascii="Times New Roman" w:hAnsi="Times New Roman" w:cs="Times New Roman"/>
+          <w:b/>
+          <w:sz w:val="24"/>
+          <w:szCs w:val="24"/>
+        </w:rPr>
+        <w:t xml:space="preserve"> </w:t>
+      </w:r>
+      <w:r>
+        <w:rPr>
+          <w:rFonts w:ascii="Times New Roman" w:hAnsi="Times New Roman" w:cs="Times New Roman"/>
+          <w:sz w:val="24"/>
+          <w:szCs w:val="24"/>
+        </w:rPr>
+        <w:t xml:space="preserve">in partial fulfilment of requirement for the award of the degree of Bachelor of Engineering (Computer Science and Engineering) submitted in the department of Computer Science and Engineering at </w:t>
+      </w:r>
+      <w:bookmarkStart w:id="0" w:name="_Hlk170906391"/>
+      <w:r>
+        <w:rPr>
+          <w:rFonts w:ascii="Times New Roman" w:hAnsi="Times New Roman" w:cs="Times New Roman"/>
+          <w:sz w:val="24"/>
+          <w:szCs w:val="24"/>
+        </w:rPr>
+        <w:t>Chitkara University Institute of Engineering and Technology, Chitkara University, Punjab, India</w:t>
+      </w:r>
+      <w:bookmarkEnd w:id="0"/>
+      <w:r>
+        <w:rPr>
+          <w:rFonts w:ascii="Times New Roman" w:hAnsi="Times New Roman" w:cs="Times New Roman"/>
+          <w:sz w:val="24"/>
+          <w:szCs w:val="24"/>
+        </w:rPr>
+        <w:t xml:space="preserve">, is an authentic record of my own work carried out under the supervision of </w:t>
+      </w:r>
+      <w:r>
+        <w:rPr>
+          <w:b/>
+          <w:sz w:val="24"/>
+          <w:szCs w:val="24"/>
+        </w:rPr>
+        <w:t>Dr. Monika Aggarwal</w:t>
+      </w:r>
+      <w:r>
+        <w:rPr>
+          <w:rFonts w:ascii="Times New Roman" w:hAnsi="Times New Roman" w:cs="Times New Roman"/>
+          <w:sz w:val="24"/>
+          <w:szCs w:val="24"/>
+        </w:rPr>
+        <w:t>. The matter presented in this project report has not been submitted in any other university/institute for the award of any degree.</w:t>
+      </w:r>
+    </w:p>
+    <w:p>
+      <w:pPr>
+        <w:spacing w:line="360" w:lineRule="auto"/>
+        <w:jc w:val="both"/>
+        <w:rPr>
+          <w:rFonts w:ascii="Times New Roman" w:hAnsi="Times New Roman" w:cs="Times New Roman"/>
+          <w:sz w:val="24"/>
+          <w:szCs w:val="24"/>
+        </w:rPr>
+      </w:pPr>
+      <w:r>
+        <w:rPr>
+          <w:rFonts w:ascii="Times New Roman" w:hAnsi="Times New Roman" w:cs="Times New Roman"/>
+          <w:sz w:val="24"/>
+          <w:szCs w:val="24"/>
+        </w:rPr>
+        <w:t xml:space="preserve">                                      </w:t>
+      </w:r>
+    </w:p>
+    <w:p>
+      <w:pPr>
+        <w:spacing w:line="360" w:lineRule="auto"/>
+        <w:jc w:val="both"/>
+        <w:rPr>
+          <w:rFonts w:ascii="Times New Roman" w:hAnsi="Times New Roman" w:cs="Times New Roman"/>
+          <w:sz w:val="24"/>
+          <w:szCs w:val="24"/>
+          <w:lang w:val="fr-FR"/>
+        </w:rPr>
+      </w:pPr>
+      <w:proofErr w:type="gramStart"/>
+      <w:r>
+        <w:rPr>
+          <w:rFonts w:ascii="Times New Roman" w:hAnsi="Times New Roman" w:cs="Times New Roman"/>
+          <w:sz w:val="24"/>
+          <w:szCs w:val="24"/>
+          <w:lang w:val="fr-FR"/>
+        </w:rPr>
+        <w:t>Place:</w:t>
+      </w:r>
+      <w:proofErr w:type="gramEnd"/>
+      <w:r>
+        <w:rPr>
+          <w:rFonts w:ascii="Times New Roman" w:hAnsi="Times New Roman" w:cs="Times New Roman"/>
+          <w:sz w:val="24"/>
+          <w:szCs w:val="24"/>
+          <w:lang w:val="fr-FR"/>
+        </w:rPr>
+        <w:tab/>
+        <w:t>Rajpur</w:t>
+      </w:r>
+      <w:r>
+        <w:rPr>
+          <w:rFonts w:ascii="Times New Roman" w:hAnsi="Times New Roman" w:cs="Times New Roman"/>
+          <w:sz w:val="24"/>
+          <w:szCs w:val="24"/>
+          <w:lang w:val="fr-FR"/>
+        </w:rPr>
+        <w:t>a`</w:t>
+      </w:r>
+      <w:r>
+        <w:rPr>
+          <w:rFonts w:ascii="Times New Roman" w:hAnsi="Times New Roman" w:cs="Times New Roman"/>
+          <w:sz w:val="24"/>
+          <w:szCs w:val="24"/>
+          <w:lang w:val="fr-FR"/>
+        </w:rPr>
+        <w:tab/>
+      </w:r>
+      <w:r>
+        <w:rPr>
+          <w:rFonts w:ascii="Times New Roman" w:hAnsi="Times New Roman" w:cs="Times New Roman"/>
+          <w:sz w:val="24"/>
+          <w:szCs w:val="24"/>
+          <w:lang w:val="fr-FR"/>
+        </w:rPr>
+        <w:tab/>
+      </w:r>
+      <w:r>
+        <w:rPr>
+          <w:rFonts w:ascii="Times New Roman" w:hAnsi="Times New Roman" w:cs="Times New Roman"/>
+          <w:sz w:val="24"/>
+          <w:szCs w:val="24"/>
+          <w:lang w:val="fr-FR"/>
+        </w:rPr>
+        <w:tab/>
+      </w:r>
+      <w:r>
+        <w:rPr>
+          <w:rFonts w:ascii="Times New Roman" w:hAnsi="Times New Roman" w:cs="Times New Roman"/>
+          <w:sz w:val="24"/>
+          <w:szCs w:val="24"/>
+          <w:lang w:val="fr-FR"/>
+        </w:rPr>
+        <w:tab/>
+      </w:r>
+      <w:r>
+        <w:rPr>
+          <w:rFonts w:ascii="Times New Roman" w:hAnsi="Times New Roman" w:cs="Times New Roman"/>
+          <w:sz w:val="24"/>
+          <w:szCs w:val="24"/>
+          <w:lang w:val="fr-FR"/>
+        </w:rPr>
+        <w:tab/>
+      </w:r>
+      <w:r>
+        <w:rPr>
+          <w:rFonts w:ascii="Times New Roman" w:hAnsi="Times New Roman" w:cs="Times New Roman"/>
+          <w:sz w:val="24"/>
+          <w:szCs w:val="24"/>
+          <w:lang w:val="fr-FR"/>
+        </w:rPr>
+        <w:tab/>
+        <w:t xml:space="preserve">Suhavi </w:t>
+      </w:r>
+      <w:proofErr w:type="gramStart"/>
+      <w:r>
+        <w:rPr>
+          <w:rFonts w:ascii="Times New Roman" w:hAnsi="Times New Roman" w:cs="Times New Roman"/>
+          <w:sz w:val="24"/>
+          <w:szCs w:val="24"/>
+          <w:lang w:val="fr-FR"/>
+        </w:rPr>
+        <w:t>Jindal(</w:t>
+      </w:r>
+      <w:proofErr w:type="gramEnd"/>
+      <w:r>
+        <w:rPr>
+          <w:rFonts w:ascii="Times New Roman" w:hAnsi="Times New Roman" w:cs="Times New Roman"/>
+          <w:sz w:val="24"/>
+          <w:szCs w:val="24"/>
+          <w:lang w:val="fr-FR"/>
+        </w:rPr>
+        <w:t>2210990867)</w:t>
+      </w:r>
+    </w:p>
+    <w:p>
+      <w:pPr>
+        <w:spacing w:line="360" w:lineRule="auto"/>
+        <w:jc w:val="both"/>
+        <w:rPr>
+          <w:rFonts w:ascii="Times New Roman" w:hAnsi="Times New Roman" w:cs="Times New Roman"/>
+          <w:sz w:val="24"/>
+          <w:szCs w:val="24"/>
+        </w:rPr>
+      </w:pPr>
+      <w:proofErr w:type="gramStart"/>
+      <w:r>
+        <w:rPr>
+          <w:rFonts w:ascii="Times New Roman" w:hAnsi="Times New Roman" w:cs="Times New Roman"/>
+          <w:sz w:val="24"/>
+          <w:szCs w:val="24"/>
+          <w:lang w:val="fr-FR"/>
+        </w:rPr>
+        <w:t>Date:</w:t>
+      </w:r>
+      <w:proofErr w:type="gramEnd"/>
+      <w:r>
+        <w:rPr>
+          <w:rFonts w:ascii="Times New Roman" w:hAnsi="Times New Roman" w:cs="Times New Roman"/>
+          <w:sz w:val="24"/>
+          <w:szCs w:val="24"/>
+          <w:lang w:val="fr-FR"/>
+        </w:rPr>
+        <w:t xml:space="preserve"> 26-04-2026</w:t>
+      </w:r>
+      <w:r>
+        <w:rPr>
+          <w:rFonts w:ascii="Times New Roman" w:hAnsi="Times New Roman" w:cs="Times New Roman"/>
+          <w:sz w:val="24"/>
+          <w:szCs w:val="24"/>
+          <w:lang w:val="fr-FR"/>
+        </w:rPr>
+        <w:tab/>
+      </w:r>
+      <w:r>
+        <w:rPr>
+          <w:rFonts w:ascii="Times New Roman" w:hAnsi="Times New Roman" w:cs="Times New Roman"/>
+          <w:sz w:val="24"/>
+          <w:szCs w:val="24"/>
+          <w:lang w:val="fr-FR"/>
+        </w:rPr>
+        <w:tab/>
+      </w:r>
+      <w:r>
+        <w:rPr>
+          <w:rFonts w:ascii="Times New Roman" w:hAnsi="Times New Roman" w:cs="Times New Roman"/>
+          <w:sz w:val="24"/>
+          <w:szCs w:val="24"/>
+          <w:lang w:val="fr-FR"/>
+        </w:rPr>
+        <w:tab/>
+      </w:r>
+      <w:r>
+        <w:rPr>
+          <w:rFonts w:ascii="Times New Roman" w:hAnsi="Times New Roman" w:cs="Times New Roman"/>
+          <w:sz w:val="24"/>
+          <w:szCs w:val="24"/>
+          <w:lang w:val="fr-FR"/>
+        </w:rPr>
+        <w:tab/>
+      </w:r>
+      <w:r>
+        <w:rPr>
+          <w:rFonts w:ascii="Times New Roman" w:hAnsi="Times New Roman" w:cs="Times New Roman"/>
+          <w:sz w:val="24"/>
+          <w:szCs w:val="24"/>
+          <w:lang w:val="fr-FR"/>
+        </w:rPr>
+        <w:tab/>
+      </w:r>
+      <w:r>
+        <w:rPr>
+          <w:rFonts w:ascii="Times New Roman" w:hAnsi="Times New Roman" w:cs="Times New Roman"/>
+          <w:sz w:val="24"/>
+          <w:szCs w:val="24"/>
+          <w:lang w:val="fr-FR"/>
+        </w:rPr>
+        <w:tab/>
+      </w:r>
+      <w:proofErr w:type="spellStart"/>
+      <w:r>
+        <w:rPr>
+          <w:rFonts w:ascii="Times New Roman" w:hAnsi="Times New Roman" w:cs="Times New Roman"/>
+          <w:sz w:val="24"/>
+          <w:szCs w:val="24"/>
+          <w:lang w:val="fr-FR"/>
+        </w:rPr>
+        <w:t>Umarpreet</w:t>
+      </w:r>
+      <w:proofErr w:type="spellEnd"/>
+      <w:r>
+        <w:rPr>
+          <w:rFonts w:ascii="Times New Roman" w:hAnsi="Times New Roman" w:cs="Times New Roman"/>
+          <w:sz w:val="24"/>
+          <w:szCs w:val="24"/>
+          <w:lang w:val="fr-FR"/>
+        </w:rPr>
+        <w:t xml:space="preserve"> </w:t>
+      </w:r>
+      <w:proofErr w:type="gramStart"/>
+      <w:r>
+        <w:rPr>
+          <w:rFonts w:ascii="Times New Roman" w:hAnsi="Times New Roman" w:cs="Times New Roman"/>
+          <w:sz w:val="24"/>
+          <w:szCs w:val="24"/>
+          <w:lang w:val="fr-FR"/>
+        </w:rPr>
+        <w:t>Grover(</w:t>
+      </w:r>
+      <w:proofErr w:type="gramEnd"/>
+      <w:r>
+        <w:rPr>
+          <w:rFonts w:ascii="Times New Roman" w:hAnsi="Times New Roman" w:cs="Times New Roman"/>
+          <w:sz w:val="24"/>
+          <w:szCs w:val="24"/>
+          <w:lang w:val="fr-FR"/>
+        </w:rPr>
+        <w:t>2210990926</w:t>
+      </w:r>
+      <w:r>
+        <w:rPr>
+          <w:rFonts w:ascii="Times New Roman" w:hAnsi="Times New Roman" w:cs="Times New Roman"/>
+          <w:sz w:val="24"/>
+          <w:szCs w:val="24"/>
+          <w:lang w:val="fr-FR"/>
+        </w:rPr>
+        <w:t>)</w:t>
+      </w:r>
+      <w:r>
+        <w:rPr>
+          <w:rFonts w:ascii="Times New Roman" w:hAnsi="Times New Roman" w:cs="Times New Roman"/>
+          <w:sz w:val="24"/>
+          <w:szCs w:val="24"/>
+          <w:lang w:val="fr-FR"/>
+        </w:rPr>
+        <w:tab/>
+        <w:t xml:space="preserve">           </w:t>
+      </w:r>
+      <w:r>
+        <w:rPr>
+          <w:rFonts w:ascii="Times New Roman" w:hAnsi="Times New Roman" w:cs="Times New Roman"/>
+          <w:sz w:val="24"/>
+          <w:szCs w:val="24"/>
+          <w:lang w:val="fr-FR"/>
+        </w:rPr>
+        <w:tab/>
+      </w:r>
+      <w:r>
+        <w:rPr>
+          <w:rFonts w:ascii="Times New Roman" w:hAnsi="Times New Roman" w:cs="Times New Roman"/>
+          <w:sz w:val="24"/>
+          <w:szCs w:val="24"/>
+          <w:lang w:val="fr-FR"/>
+        </w:rPr>
+        <w:tab/>
+      </w:r>
+      <w:r>
+        <w:rPr>
+          <w:rFonts w:ascii="Times New Roman" w:hAnsi="Times New Roman" w:cs="Times New Roman"/>
+          <w:sz w:val="24"/>
+          <w:szCs w:val="24"/>
+        </w:rPr>
+        <w:t xml:space="preserve"> </w:t>
+      </w:r>
+    </w:p>
+    <w:p>
+      <w:pPr>
+        <w:spacing w:line="360" w:lineRule="auto"/>
+        <w:jc w:val="both"/>
+        <w:rPr>
+          <w:rFonts w:ascii="Times New Roman" w:hAnsi="Times New Roman" w:cs="Times New Roman"/>
+          <w:sz w:val="24"/>
+          <w:szCs w:val="24"/>
+        </w:rPr>
+      </w:pPr>
+    </w:p>
+    <w:p>
+      <w:pPr>
+        <w:spacing w:line="360" w:lineRule="auto"/>
+        <w:jc w:val="both"/>
+        <w:rPr>
+          <w:rFonts w:ascii="Times New Roman" w:hAnsi="Times New Roman" w:cs="Times New Roman"/>
+          <w:sz w:val="24"/>
+          <w:szCs w:val="24"/>
+        </w:rPr>
+      </w:pPr>
+      <w:r>
+        <w:rPr>
+          <w:rFonts w:ascii="Times New Roman" w:hAnsi="Times New Roman" w:cs="Times New Roman"/>
+          <w:sz w:val="24"/>
+          <w:szCs w:val="24"/>
+        </w:rPr>
+        <w:t>This is to certify that the above statement made by the candidate is correct to the best of my knowledge and belief.</w:t>
+      </w:r>
+    </w:p>
+    <w:p>
+      <w:pPr>
+        <w:spacing w:line="360" w:lineRule="auto"/>
+        <w:jc w:val="both"/>
+        <w:rPr>
+          <w:rFonts w:ascii="Times New Roman" w:hAnsi="Times New Roman" w:cs="Times New Roman"/>
+          <w:sz w:val="24"/>
+          <w:szCs w:val="24"/>
+        </w:rPr>
+      </w:pPr>
+      <w:r>
+        <w:rPr>
+          <w:rFonts w:ascii="Times New Roman" w:hAnsi="Times New Roman" w:cs="Times New Roman"/>
+          <w:sz w:val="24"/>
+          <w:szCs w:val="24"/>
+        </w:rPr>
+        <w:t xml:space="preserve">         </w:t>
+      </w:r>
+    </w:p>
+    <w:p>
+      <w:pPr>
+        <w:spacing w:line="360" w:lineRule="auto"/>
+        <w:jc w:val="both"/>
+        <w:rPr>
+          <w:rFonts w:ascii="Times New Roman" w:hAnsi="Times New Roman" w:cs="Times New Roman"/>
+          <w:sz w:val="24"/>
+          <w:szCs w:val="24"/>
+        </w:rPr>
+      </w:pPr>
+    </w:p>
+    <w:p>
+      <w:pPr>
+        <w:spacing w:line="360" w:lineRule="auto"/>
+        <w:jc w:val="both"/>
+        <w:rPr>
+          <w:rFonts w:ascii="Times New Roman" w:hAnsi="Times New Roman" w:cs="Times New Roman"/>
+          <w:sz w:val="24"/>
+          <w:szCs w:val="24"/>
+        </w:rPr>
+      </w:pPr>
+      <w:r>
+        <w:rPr>
+          <w:rFonts w:ascii="Times New Roman" w:hAnsi="Times New Roman" w:cs="Times New Roman"/>
+          <w:sz w:val="24"/>
+          <w:szCs w:val="24"/>
+        </w:rPr>
+        <w:t xml:space="preserve">                                             </w:t>
+      </w:r>
+    </w:p>
+    <w:p>
+      <w:pPr>
+        <w:spacing w:line="360" w:lineRule="auto"/>
+        <w:jc w:val="both"/>
+        <w:rPr>
+          <w:rFonts w:ascii="Times New Roman" w:hAnsi="Times New Roman" w:cs="Times New Roman"/>
+          <w:b/>
+          <w:bCs/>
+          <w:spacing w:val="-16"/>
+          <w:sz w:val="24"/>
+          <w:szCs w:val="24"/>
+        </w:rPr>
+      </w:pPr>
+      <w:r>
+        <w:rPr>
+          <w:rFonts w:ascii="Times New Roman" w:hAnsi="Times New Roman" w:cs="Times New Roman"/>
+          <w:b/>
+          <w:bCs/>
+          <w:spacing w:val="-16"/>
+          <w:sz w:val="24"/>
+          <w:szCs w:val="24"/>
+        </w:rPr>
+        <w:t>Dr. Monika Aggarwal</w:t>
+      </w:r>
+      <w:r>
+        <w:rPr>
+          <w:rFonts w:ascii="Times New Roman" w:hAnsi="Times New Roman" w:cs="Times New Roman"/>
+          <w:spacing w:val="-16"/>
+          <w:sz w:val="24"/>
+          <w:szCs w:val="24"/>
+        </w:rPr>
+        <w:tab/>
+      </w:r>
+      <w:r>
+        <w:rPr>
+          <w:rFonts w:ascii="Times New Roman" w:hAnsi="Times New Roman" w:cs="Times New Roman"/>
+          <w:spacing w:val="-16"/>
+          <w:sz w:val="24"/>
+          <w:szCs w:val="24"/>
+        </w:rPr>
+        <w:tab/>
+      </w:r>
+      <w:r>
+        <w:rPr>
+          <w:rFonts w:ascii="Times New Roman" w:hAnsi="Times New Roman" w:cs="Times New Roman"/>
+          <w:spacing w:val="-16"/>
+          <w:sz w:val="24"/>
+          <w:szCs w:val="24"/>
+        </w:rPr>
+        <w:tab/>
+      </w:r>
+      <w:r>
+        <w:rPr>
+          <w:rFonts w:ascii="Times New Roman" w:hAnsi="Times New Roman" w:cs="Times New Roman"/>
+          <w:spacing w:val="-16"/>
+          <w:sz w:val="24"/>
+          <w:szCs w:val="24"/>
+        </w:rPr>
+        <w:tab/>
+      </w:r>
+    </w:p>
+    <w:p>
+      <w:pPr>
+        <w:spacing w:line="360" w:lineRule="auto"/>
+        <w:jc w:val="both"/>
+        <w:rPr>
+          <w:rFonts w:ascii="Times New Roman" w:hAnsi="Times New Roman" w:cs="Times New Roman"/>
+          <w:b/>
+          <w:bCs/>
+          <w:sz w:val="24"/>
+          <w:szCs w:val="24"/>
+        </w:rPr>
+      </w:pPr>
+      <w:r>
+        <w:rPr>
+          <w:rFonts w:ascii="Times New Roman" w:hAnsi="Times New Roman" w:cs="Times New Roman"/>
+          <w:b/>
+          <w:bCs/>
+          <w:sz w:val="24"/>
+          <w:szCs w:val="24"/>
+        </w:rPr>
+        <w:t>Assistant Professor</w:t>
+      </w:r>
+      <w:r>
+        <w:rPr>
+          <w:rFonts w:ascii="Times New Roman" w:hAnsi="Times New Roman" w:cs="Times New Roman"/>
+          <w:b/>
+          <w:bCs/>
+          <w:sz w:val="24"/>
+          <w:szCs w:val="24"/>
+        </w:rPr>
+        <w:tab/>
+      </w:r>
+      <w:r>
+        <w:rPr>
+          <w:rFonts w:ascii="Times New Roman" w:hAnsi="Times New Roman" w:cs="Times New Roman"/>
+          <w:b/>
+          <w:bCs/>
+          <w:sz w:val="24"/>
+          <w:szCs w:val="24"/>
+        </w:rPr>
+        <w:tab/>
+      </w:r>
+    </w:p>
+    <w:p>
+      <w:pPr>
+        <w:spacing w:line="360" w:lineRule="auto"/>
+        <w:jc w:val="both"/>
+        <w:rPr>
+          <w:rFonts w:ascii="Times New Roman" w:hAnsi="Times New Roman" w:cs="Times New Roman"/>
+          <w:sz w:val="24"/>
+          <w:szCs w:val="24"/>
+        </w:rPr>
+      </w:pPr>
+      <w:r>
+        <w:rPr>
+          <w:rFonts w:ascii="Times New Roman" w:hAnsi="Times New Roman" w:cs="Times New Roman"/>
+          <w:sz w:val="24"/>
+          <w:szCs w:val="24"/>
+        </w:rPr>
+        <w:t>Department of Computer Science and Engineering</w:t>
+      </w:r>
+    </w:p>
+    <w:p>
+      <w:pPr>
+        <w:spacing w:line="360" w:lineRule="auto"/>
+        <w:jc w:val="both"/>
+        <w:rPr>
+          <w:rFonts w:ascii="Times New Roman" w:hAnsi="Times New Roman" w:cs="Times New Roman"/>
+          <w:sz w:val="24"/>
+          <w:szCs w:val="24"/>
+        </w:rPr>
+      </w:pPr>
+      <w:r>
+        <w:rPr>
+          <w:rFonts w:ascii="Times New Roman" w:hAnsi="Times New Roman" w:cs="Times New Roman"/>
+          <w:sz w:val="24"/>
+          <w:szCs w:val="24"/>
+        </w:rPr>
+        <w:t xml:space="preserve">Chitkara University Institute of Engineering and Technology, </w:t>
+      </w:r>
+    </w:p>
+    <w:p>
+      <w:pPr>
+        <w:spacing w:line="360" w:lineRule="auto"/>
+        <w:jc w:val="both"/>
+        <w:rPr>
+          <w:rFonts w:ascii="Times New Roman" w:hAnsi="Times New Roman" w:cs="Times New Roman"/>
+          <w:spacing w:val="-16"/>
+          <w:sz w:val="24"/>
+          <w:szCs w:val="24"/>
+        </w:rPr>
+      </w:pPr>
+      <w:r>
+        <w:rPr>
+          <w:rFonts w:ascii="Times New Roman" w:hAnsi="Times New Roman" w:cs="Times New Roman"/>
+          <w:sz w:val="24"/>
+          <w:szCs w:val="24"/>
+        </w:rPr>
+        <w:t>Chitkara University, Punjab, India</w:t>
+      </w:r>
+      <w:r>
+        <w:rPr>
+          <w:rFonts w:ascii="Times New Roman" w:hAnsi="Times New Roman" w:cs="Times New Roman"/>
+          <w:spacing w:val="-16"/>
+          <w:sz w:val="24"/>
+          <w:szCs w:val="24"/>
+        </w:rPr>
+        <w:tab/>
+      </w:r>
+      <w:r>
+        <w:rPr>
+          <w:rFonts w:ascii="Times New Roman" w:hAnsi="Times New Roman" w:cs="Times New Roman"/>
+          <w:spacing w:val="-16"/>
+          <w:sz w:val="24"/>
+          <w:szCs w:val="24"/>
+        </w:rPr>
+        <w:tab/>
+      </w:r>
+      <w:r>
+        <w:rPr>
+          <w:rFonts w:ascii="Times New Roman" w:hAnsi="Times New Roman" w:cs="Times New Roman"/>
+          <w:spacing w:val="-16"/>
+          <w:sz w:val="24"/>
+          <w:szCs w:val="24"/>
+        </w:rPr>
+        <w:tab/>
+      </w:r>
+      <w:r>
+        <w:rPr>
+          <w:rFonts w:ascii="Times New Roman" w:hAnsi="Times New Roman" w:cs="Times New Roman"/>
+          <w:spacing w:val="-16"/>
+          <w:sz w:val="24"/>
+          <w:szCs w:val="24"/>
+        </w:rPr>
+        <w:tab/>
+      </w:r>
+      <w:r>
+        <w:rPr>
+          <w:rFonts w:ascii="Times New Roman" w:hAnsi="Times New Roman" w:cs="Times New Roman"/>
+          <w:spacing w:val="-16"/>
+          <w:sz w:val="24"/>
+          <w:szCs w:val="24"/>
+        </w:rPr>
+        <w:tab/>
+      </w:r>
+    </w:p>
+    <w:p>
+      <w:pPr>
+        <w:spacing w:line="360" w:lineRule="auto"/>
+        <w:jc w:val="both"/>
+        <w:rPr>
+          <w:rFonts w:ascii="Times New Roman" w:hAnsi="Times New Roman" w:cs="Times New Roman"/>
+          <w:sz w:val="24"/>
+          <w:szCs w:val="24"/>
+        </w:rPr>
+      </w:pPr>
+    </w:p>
+    <w:p>
+      <w:pPr>
+        <w:rPr>
+          <w:rFonts w:ascii="Times New Roman" w:hAnsi="Times New Roman" w:cs="Times New Roman"/>
+          <w:sz w:val="24"/>
+          <w:szCs w:val="24"/>
+        </w:rPr>
+      </w:pPr>
+    </w:p>
+    <w:p>
+      <w:pPr>
+        <w:rPr>
+          <w:rFonts w:ascii="Times New Roman" w:hAnsi="Times New Roman" w:cs="Times New Roman"/>
+          <w:sz w:val="24"/>
+          <w:szCs w:val="24"/>
+        </w:rPr>
+      </w:pPr>
+    </w:p>
+    <w:p>
+      <w:pPr>
+        <w:rPr>
+          <w:rFonts w:ascii="Times New Roman" w:hAnsi="Times New Roman" w:cs="Times New Roman"/>
+        </w:rPr>
+      </w:pPr>
+    </w:p>
+    <w:p>
+      <w:pPr>
+        <w:rPr>
+          <w:rFonts w:ascii="Times New Roman" w:hAnsi="Times New Roman" w:cs="Times New Roman"/>
           <w:b/>
           <w:sz w:val="32"/>
           <w:szCs w:val="32"/>
@@ -2688,7 +2794,6 @@
       <w:pPr>
         <w:jc w:val="center"/>
         <w:rPr>
-          <w:rFonts w:ascii="Times New Roman" w:hAnsi="Times New Roman" w:cs="Times New Roman"/>
           <w:b/>
           <w:sz w:val="32"/>
           <w:szCs w:val="32"/>
@@ -2700,7 +2805,6 @@
       <w:pPr>
         <w:jc w:val="center"/>
         <w:rPr>
-          <w:rFonts w:ascii="Times New Roman" w:hAnsi="Times New Roman" w:cs="Times New Roman"/>
           <w:b/>
           <w:sz w:val="32"/>
           <w:szCs w:val="32"/>
@@ -2712,27 +2816,28 @@
       <w:pPr>
         <w:jc w:val="center"/>
         <w:rPr>
-          <w:rFonts w:ascii="Times New Roman" w:hAnsi="Times New Roman" w:cs="Times New Roman"/>
           <w:b/>
           <w:sz w:val="32"/>
           <w:szCs w:val="32"/>
           <w:u w:val="single"/>
         </w:rPr>
       </w:pPr>
-      <w:r>
-        <w:rPr>
-          <w:rFonts w:ascii="Times New Roman" w:hAnsi="Times New Roman" w:cs="Times New Roman"/>
+    </w:p>
+    <w:p>
+      <w:pPr>
+        <w:jc w:val="both"/>
+        <w:rPr>
           <w:b/>
           <w:sz w:val="32"/>
           <w:szCs w:val="32"/>
           <w:u w:val="single"/>
         </w:rPr>
-        <w:t>DECLARATION</w:t>
-      </w:r>
-    </w:p>
-    <w:p>
-      <w:pPr>
-        <w:jc w:val="center"/>
+      </w:pPr>
+    </w:p>
+    <w:p>
+      <w:pPr>
+        <w:ind w:left="2160" w:firstLine="720"/>
+        <w:jc w:val="both"/>
         <w:rPr>
           <w:rFonts w:ascii="Times New Roman" w:hAnsi="Times New Roman" w:cs="Times New Roman"/>
           <w:b/>
@@ -2741,675 +2846,7 @@
           <w:u w:val="single"/>
         </w:rPr>
       </w:pPr>
-    </w:p>
-    <w:p>
-      <w:pPr>
-        <w:spacing w:line="360" w:lineRule="auto"/>
-        <w:jc w:val="both"/>
-        <w:rPr>
-          <w:rFonts w:ascii="Times New Roman" w:hAnsi="Times New Roman" w:cs="Times New Roman"/>
-          <w:b/>
-          <w:sz w:val="24"/>
-          <w:szCs w:val="24"/>
-          <w:shd w:val="clear" w:color="auto" w:fill="FFFFFF"/>
-        </w:rPr>
-      </w:pPr>
-      <w:r>
-        <w:rPr>
-          <w:rFonts w:ascii="Times New Roman" w:hAnsi="Times New Roman" w:cs="Times New Roman"/>
-          <w:sz w:val="24"/>
-          <w:szCs w:val="24"/>
-        </w:rPr>
-        <w:lastRenderedPageBreak/>
-        <w:t>I hereby certify that the work which is being presented in the project report entitled</w:t>
-      </w:r>
-      <w:r>
-        <w:rPr>
-          <w:rFonts w:ascii="Times New Roman" w:hAnsi="Times New Roman" w:cs="Times New Roman"/>
-          <w:b/>
-          <w:sz w:val="24"/>
-          <w:szCs w:val="24"/>
-        </w:rPr>
-        <w:t xml:space="preserve"> “</w:t>
-      </w:r>
-      <w:r>
-        <w:rPr>
-          <w:rFonts w:ascii="Times New Roman" w:hAnsi="Times New Roman" w:cs="Times New Roman"/>
-          <w:b/>
-          <w:sz w:val="24"/>
-          <w:szCs w:val="24"/>
-        </w:rPr>
-        <w:t>End-to-end Software validation for an OpenCart Web Application</w:t>
-      </w:r>
-      <w:r>
-        <w:rPr>
-          <w:rFonts w:ascii="Times New Roman" w:hAnsi="Times New Roman" w:cs="Times New Roman"/>
-          <w:b/>
-          <w:sz w:val="24"/>
-          <w:szCs w:val="24"/>
-          <w:lang w:val="en-US"/>
-        </w:rPr>
-        <w:t xml:space="preserve">” </w:t>
-      </w:r>
-      <w:r>
-        <w:rPr>
-          <w:rFonts w:ascii="Times New Roman" w:hAnsi="Times New Roman" w:cs="Times New Roman"/>
-          <w:b/>
-          <w:sz w:val="24"/>
-          <w:szCs w:val="24"/>
-        </w:rPr>
-        <w:t xml:space="preserve"> </w:t>
-      </w:r>
-      <w:r>
-        <w:rPr>
-          <w:rFonts w:ascii="Times New Roman" w:hAnsi="Times New Roman" w:cs="Times New Roman"/>
-          <w:sz w:val="24"/>
-          <w:szCs w:val="24"/>
-        </w:rPr>
-        <w:t xml:space="preserve">in partial fulfilment of requirement for the award of the degree of Bachelor of Engineering (Computer Science and Engineering) submitted in the department of Computer Science and Engineering at </w:t>
-      </w:r>
-      <w:bookmarkStart w:id="0" w:name="_Hlk170906391"/>
-      <w:r>
-        <w:rPr>
-          <w:rFonts w:ascii="Times New Roman" w:hAnsi="Times New Roman" w:cs="Times New Roman"/>
-          <w:sz w:val="24"/>
-          <w:szCs w:val="24"/>
-        </w:rPr>
-        <w:t>Chitkara University Institute of Engineering and Technology, Chitkara University, Punjab, India</w:t>
-      </w:r>
-      <w:bookmarkEnd w:id="0"/>
-      <w:r>
-        <w:rPr>
-          <w:rFonts w:ascii="Times New Roman" w:hAnsi="Times New Roman" w:cs="Times New Roman"/>
-          <w:sz w:val="24"/>
-          <w:szCs w:val="24"/>
-        </w:rPr>
-        <w:t xml:space="preserve">, is an authentic record of my own work carried out under the supervision of </w:t>
-      </w:r>
-      <w:r>
-        <w:rPr>
-          <w:b/>
-          <w:sz w:val="24"/>
-          <w:szCs w:val="24"/>
-        </w:rPr>
-        <w:t>Dr. Monika Aggarwal</w:t>
-      </w:r>
-      <w:r>
-        <w:rPr>
-          <w:rFonts w:ascii="Times New Roman" w:hAnsi="Times New Roman" w:cs="Times New Roman"/>
-          <w:sz w:val="24"/>
-          <w:szCs w:val="24"/>
-        </w:rPr>
-        <w:t>. The matter presented in this project report has not been submitted in any other university/institute for the award of any degree.</w:t>
-      </w:r>
-    </w:p>
-    <w:p>
-      <w:pPr>
-        <w:spacing w:line="360" w:lineRule="auto"/>
-        <w:jc w:val="both"/>
-        <w:rPr>
-          <w:rFonts w:ascii="Times New Roman" w:hAnsi="Times New Roman" w:cs="Times New Roman"/>
-          <w:sz w:val="24"/>
-          <w:szCs w:val="24"/>
-        </w:rPr>
-      </w:pPr>
-      <w:r>
-        <w:rPr>
-          <w:rFonts w:ascii="Times New Roman" w:hAnsi="Times New Roman" w:cs="Times New Roman"/>
-          <w:sz w:val="24"/>
-          <w:szCs w:val="24"/>
-        </w:rPr>
-        <w:t xml:space="preserve">                                      </w:t>
-      </w:r>
-    </w:p>
-    <w:p>
-      <w:pPr>
-        <w:spacing w:line="360" w:lineRule="auto"/>
-        <w:jc w:val="both"/>
-        <w:rPr>
-          <w:rFonts w:ascii="Times New Roman" w:hAnsi="Times New Roman" w:cs="Times New Roman"/>
-          <w:sz w:val="24"/>
-          <w:szCs w:val="24"/>
-          <w:lang w:val="fr-FR"/>
-        </w:rPr>
-      </w:pPr>
-      <w:r>
-        <w:rPr>
-          <w:rFonts w:ascii="Times New Roman" w:hAnsi="Times New Roman" w:cs="Times New Roman"/>
-          <w:sz w:val="24"/>
-          <w:szCs w:val="24"/>
-          <w:lang w:val="fr-FR"/>
-        </w:rPr>
-        <w:t>Place:</w:t>
-      </w:r>
-      <w:r>
-        <w:rPr>
-          <w:rFonts w:ascii="Times New Roman" w:hAnsi="Times New Roman" w:cs="Times New Roman"/>
-          <w:sz w:val="24"/>
-          <w:szCs w:val="24"/>
-          <w:lang w:val="fr-FR"/>
-        </w:rPr>
-        <w:tab/>
-        <w:t>Rajpur</w:t>
-      </w:r>
-      <w:r>
-        <w:rPr>
-          <w:rFonts w:ascii="Times New Roman" w:hAnsi="Times New Roman" w:cs="Times New Roman"/>
-          <w:sz w:val="24"/>
-          <w:szCs w:val="24"/>
-          <w:lang w:val="fr-FR"/>
-        </w:rPr>
-        <w:t>a`</w:t>
-      </w:r>
-      <w:r>
-        <w:rPr>
-          <w:rFonts w:ascii="Times New Roman" w:hAnsi="Times New Roman" w:cs="Times New Roman"/>
-          <w:sz w:val="24"/>
-          <w:szCs w:val="24"/>
-          <w:lang w:val="fr-FR"/>
-        </w:rPr>
-        <w:tab/>
-      </w:r>
-      <w:r>
-        <w:rPr>
-          <w:rFonts w:ascii="Times New Roman" w:hAnsi="Times New Roman" w:cs="Times New Roman"/>
-          <w:sz w:val="24"/>
-          <w:szCs w:val="24"/>
-          <w:lang w:val="fr-FR"/>
-        </w:rPr>
-        <w:tab/>
-      </w:r>
-      <w:r>
-        <w:rPr>
-          <w:rFonts w:ascii="Times New Roman" w:hAnsi="Times New Roman" w:cs="Times New Roman"/>
-          <w:sz w:val="24"/>
-          <w:szCs w:val="24"/>
-          <w:lang w:val="fr-FR"/>
-        </w:rPr>
-        <w:tab/>
-      </w:r>
-      <w:r>
-        <w:rPr>
-          <w:rFonts w:ascii="Times New Roman" w:hAnsi="Times New Roman" w:cs="Times New Roman"/>
-          <w:sz w:val="24"/>
-          <w:szCs w:val="24"/>
-          <w:lang w:val="fr-FR"/>
-        </w:rPr>
-        <w:tab/>
-      </w:r>
-      <w:r>
-        <w:rPr>
-          <w:rFonts w:ascii="Times New Roman" w:hAnsi="Times New Roman" w:cs="Times New Roman"/>
-          <w:sz w:val="24"/>
-          <w:szCs w:val="24"/>
-          <w:lang w:val="fr-FR"/>
-        </w:rPr>
-        <w:tab/>
-      </w:r>
-      <w:r>
-        <w:rPr>
-          <w:rFonts w:ascii="Times New Roman" w:hAnsi="Times New Roman" w:cs="Times New Roman"/>
-          <w:sz w:val="24"/>
-          <w:szCs w:val="24"/>
-          <w:lang w:val="fr-FR"/>
-        </w:rPr>
-        <w:tab/>
-        <w:t>Suhavi Jindal(2210990867)</w:t>
-      </w:r>
-    </w:p>
-    <w:p>
-      <w:pPr>
-        <w:spacing w:line="360" w:lineRule="auto"/>
-        <w:jc w:val="both"/>
-        <w:rPr>
-          <w:rFonts w:ascii="Times New Roman" w:hAnsi="Times New Roman" w:cs="Times New Roman"/>
-          <w:sz w:val="24"/>
-          <w:szCs w:val="24"/>
-        </w:rPr>
-      </w:pPr>
-      <w:r>
-        <w:rPr>
-          <w:rFonts w:ascii="Times New Roman" w:hAnsi="Times New Roman" w:cs="Times New Roman"/>
-          <w:sz w:val="24"/>
-          <w:szCs w:val="24"/>
-          <w:lang w:val="fr-FR"/>
-        </w:rPr>
-        <w:t>Date:</w:t>
-      </w:r>
-      <w:r>
-        <w:rPr>
-          <w:rFonts w:ascii="Times New Roman" w:hAnsi="Times New Roman" w:cs="Times New Roman"/>
-          <w:sz w:val="24"/>
-          <w:szCs w:val="24"/>
-          <w:lang w:val="fr-FR"/>
-        </w:rPr>
-        <w:t xml:space="preserve"> 26-04-2026</w:t>
-      </w:r>
-      <w:r>
-        <w:rPr>
-          <w:rFonts w:ascii="Times New Roman" w:hAnsi="Times New Roman" w:cs="Times New Roman"/>
-          <w:sz w:val="24"/>
-          <w:szCs w:val="24"/>
-          <w:lang w:val="fr-FR"/>
-        </w:rPr>
-        <w:tab/>
-      </w:r>
-      <w:r>
-        <w:rPr>
-          <w:rFonts w:ascii="Times New Roman" w:hAnsi="Times New Roman" w:cs="Times New Roman"/>
-          <w:sz w:val="24"/>
-          <w:szCs w:val="24"/>
-          <w:lang w:val="fr-FR"/>
-        </w:rPr>
-        <w:tab/>
-      </w:r>
-      <w:r>
-        <w:rPr>
-          <w:rFonts w:ascii="Times New Roman" w:hAnsi="Times New Roman" w:cs="Times New Roman"/>
-          <w:sz w:val="24"/>
-          <w:szCs w:val="24"/>
-          <w:lang w:val="fr-FR"/>
-        </w:rPr>
-        <w:tab/>
-      </w:r>
-      <w:r>
-        <w:rPr>
-          <w:rFonts w:ascii="Times New Roman" w:hAnsi="Times New Roman" w:cs="Times New Roman"/>
-          <w:sz w:val="24"/>
-          <w:szCs w:val="24"/>
-          <w:lang w:val="fr-FR"/>
-        </w:rPr>
-        <w:tab/>
-      </w:r>
-      <w:r>
-        <w:rPr>
-          <w:rFonts w:ascii="Times New Roman" w:hAnsi="Times New Roman" w:cs="Times New Roman"/>
-          <w:sz w:val="24"/>
-          <w:szCs w:val="24"/>
-          <w:lang w:val="fr-FR"/>
-        </w:rPr>
-        <w:tab/>
-      </w:r>
-      <w:r>
-        <w:rPr>
-          <w:rFonts w:ascii="Times New Roman" w:hAnsi="Times New Roman" w:cs="Times New Roman"/>
-          <w:sz w:val="24"/>
-          <w:szCs w:val="24"/>
-          <w:lang w:val="fr-FR"/>
-        </w:rPr>
-        <w:tab/>
-        <w:t>Umarpreet Grover(2210990926</w:t>
-      </w:r>
-      <w:r>
-        <w:rPr>
-          <w:rFonts w:ascii="Times New Roman" w:hAnsi="Times New Roman" w:cs="Times New Roman"/>
-          <w:sz w:val="24"/>
-          <w:szCs w:val="24"/>
-          <w:lang w:val="fr-FR"/>
-        </w:rPr>
-        <w:t>)</w:t>
-      </w:r>
-      <w:r>
-        <w:rPr>
-          <w:rFonts w:ascii="Times New Roman" w:hAnsi="Times New Roman" w:cs="Times New Roman"/>
-          <w:sz w:val="24"/>
-          <w:szCs w:val="24"/>
-          <w:lang w:val="fr-FR"/>
-        </w:rPr>
-        <w:tab/>
-        <w:t xml:space="preserve">           </w:t>
-      </w:r>
-      <w:r>
-        <w:rPr>
-          <w:rFonts w:ascii="Times New Roman" w:hAnsi="Times New Roman" w:cs="Times New Roman"/>
-          <w:sz w:val="24"/>
-          <w:szCs w:val="24"/>
-          <w:lang w:val="fr-FR"/>
-        </w:rPr>
-        <w:tab/>
-      </w:r>
-      <w:r>
-        <w:rPr>
-          <w:rFonts w:ascii="Times New Roman" w:hAnsi="Times New Roman" w:cs="Times New Roman"/>
-          <w:sz w:val="24"/>
-          <w:szCs w:val="24"/>
-          <w:lang w:val="fr-FR"/>
-        </w:rPr>
-        <w:tab/>
-      </w:r>
-      <w:r>
-        <w:rPr>
-          <w:rFonts w:ascii="Times New Roman" w:hAnsi="Times New Roman" w:cs="Times New Roman"/>
-          <w:sz w:val="24"/>
-          <w:szCs w:val="24"/>
-        </w:rPr>
-        <w:t xml:space="preserve"> </w:t>
-      </w:r>
-    </w:p>
-    <w:p>
-      <w:pPr>
-        <w:spacing w:line="360" w:lineRule="auto"/>
-        <w:jc w:val="both"/>
-        <w:rPr>
-          <w:rFonts w:ascii="Times New Roman" w:hAnsi="Times New Roman" w:cs="Times New Roman"/>
-          <w:sz w:val="24"/>
-          <w:szCs w:val="24"/>
-        </w:rPr>
-      </w:pPr>
-    </w:p>
-    <w:p>
-      <w:pPr>
-        <w:spacing w:line="360" w:lineRule="auto"/>
-        <w:jc w:val="both"/>
-        <w:rPr>
-          <w:rFonts w:ascii="Times New Roman" w:hAnsi="Times New Roman" w:cs="Times New Roman"/>
-          <w:sz w:val="24"/>
-          <w:szCs w:val="24"/>
-        </w:rPr>
-      </w:pPr>
-      <w:r>
-        <w:rPr>
-          <w:rFonts w:ascii="Times New Roman" w:hAnsi="Times New Roman" w:cs="Times New Roman"/>
-          <w:sz w:val="24"/>
-          <w:szCs w:val="24"/>
-        </w:rPr>
-        <w:t>This is to certify that the above statement made by the candidate is correct to the best of my knowledge and belief.</w:t>
-      </w:r>
-    </w:p>
-    <w:p>
-      <w:pPr>
-        <w:spacing w:line="360" w:lineRule="auto"/>
-        <w:jc w:val="both"/>
-        <w:rPr>
-          <w:rFonts w:ascii="Times New Roman" w:hAnsi="Times New Roman" w:cs="Times New Roman"/>
-          <w:sz w:val="24"/>
-          <w:szCs w:val="24"/>
-        </w:rPr>
-      </w:pPr>
-      <w:r>
-        <w:rPr>
-          <w:rFonts w:ascii="Times New Roman" w:hAnsi="Times New Roman" w:cs="Times New Roman"/>
-          <w:sz w:val="24"/>
-          <w:szCs w:val="24"/>
-        </w:rPr>
-        <w:t xml:space="preserve">         </w:t>
-      </w:r>
-    </w:p>
-    <w:p>
-      <w:pPr>
-        <w:spacing w:line="360" w:lineRule="auto"/>
-        <w:jc w:val="both"/>
-        <w:rPr>
-          <w:rFonts w:ascii="Times New Roman" w:hAnsi="Times New Roman" w:cs="Times New Roman"/>
-          <w:sz w:val="24"/>
-          <w:szCs w:val="24"/>
-        </w:rPr>
-      </w:pPr>
-    </w:p>
-    <w:p>
-      <w:pPr>
-        <w:spacing w:line="360" w:lineRule="auto"/>
-        <w:jc w:val="both"/>
-        <w:rPr>
-          <w:rFonts w:ascii="Times New Roman" w:hAnsi="Times New Roman" w:cs="Times New Roman"/>
-          <w:sz w:val="24"/>
-          <w:szCs w:val="24"/>
-        </w:rPr>
-      </w:pPr>
-      <w:r>
-        <w:rPr>
-          <w:rFonts w:ascii="Times New Roman" w:hAnsi="Times New Roman" w:cs="Times New Roman"/>
-          <w:sz w:val="24"/>
-          <w:szCs w:val="24"/>
-        </w:rPr>
-        <w:t xml:space="preserve">                                             </w:t>
-      </w:r>
-    </w:p>
-    <w:p>
-      <w:pPr>
-        <w:spacing w:line="360" w:lineRule="auto"/>
-        <w:jc w:val="both"/>
-        <w:rPr>
-          <w:rFonts w:ascii="Times New Roman" w:hAnsi="Times New Roman" w:cs="Times New Roman"/>
-          <w:b/>
-          <w:bCs/>
-          <w:spacing w:val="-16"/>
-          <w:sz w:val="24"/>
-          <w:szCs w:val="24"/>
-        </w:rPr>
-      </w:pPr>
-      <w:r>
-        <w:rPr>
-          <w:rFonts w:ascii="Times New Roman" w:hAnsi="Times New Roman" w:cs="Times New Roman"/>
-          <w:b/>
-          <w:bCs/>
-          <w:spacing w:val="-16"/>
-          <w:sz w:val="24"/>
-          <w:szCs w:val="24"/>
-        </w:rPr>
-        <w:t>Dr. Monika Aggarwal</w:t>
-      </w:r>
-      <w:r>
-        <w:rPr>
-          <w:rFonts w:ascii="Times New Roman" w:hAnsi="Times New Roman" w:cs="Times New Roman"/>
-          <w:spacing w:val="-16"/>
-          <w:sz w:val="24"/>
-          <w:szCs w:val="24"/>
-        </w:rPr>
-        <w:tab/>
-      </w:r>
-      <w:r>
-        <w:rPr>
-          <w:rFonts w:ascii="Times New Roman" w:hAnsi="Times New Roman" w:cs="Times New Roman"/>
-          <w:spacing w:val="-16"/>
-          <w:sz w:val="24"/>
-          <w:szCs w:val="24"/>
-        </w:rPr>
-        <w:tab/>
-      </w:r>
-      <w:r>
-        <w:rPr>
-          <w:rFonts w:ascii="Times New Roman" w:hAnsi="Times New Roman" w:cs="Times New Roman"/>
-          <w:spacing w:val="-16"/>
-          <w:sz w:val="24"/>
-          <w:szCs w:val="24"/>
-        </w:rPr>
-        <w:tab/>
-      </w:r>
-      <w:r>
-        <w:rPr>
-          <w:rFonts w:ascii="Times New Roman" w:hAnsi="Times New Roman" w:cs="Times New Roman"/>
-          <w:spacing w:val="-16"/>
-          <w:sz w:val="24"/>
-          <w:szCs w:val="24"/>
-        </w:rPr>
-        <w:tab/>
-      </w:r>
-    </w:p>
-    <w:p>
-      <w:pPr>
-        <w:spacing w:line="360" w:lineRule="auto"/>
-        <w:jc w:val="both"/>
-        <w:rPr>
-          <w:rFonts w:ascii="Times New Roman" w:hAnsi="Times New Roman" w:cs="Times New Roman"/>
-          <w:sz w:val="24"/>
-          <w:szCs w:val="24"/>
-        </w:rPr>
-      </w:pPr>
-      <w:r>
-        <w:rPr>
-          <w:rFonts w:ascii="Times New Roman" w:hAnsi="Times New Roman" w:cs="Times New Roman"/>
-          <w:sz w:val="24"/>
-          <w:szCs w:val="24"/>
-        </w:rPr>
-        <w:t>&lt;Designation&gt;</w:t>
-      </w:r>
-      <w:r>
-        <w:rPr>
-          <w:rFonts w:ascii="Times New Roman" w:hAnsi="Times New Roman" w:cs="Times New Roman"/>
-          <w:sz w:val="24"/>
-          <w:szCs w:val="24"/>
-        </w:rPr>
-        <w:tab/>
-      </w:r>
-      <w:r>
-        <w:rPr>
-          <w:rFonts w:ascii="Times New Roman" w:hAnsi="Times New Roman" w:cs="Times New Roman"/>
-          <w:sz w:val="24"/>
-          <w:szCs w:val="24"/>
-        </w:rPr>
-        <w:tab/>
-      </w:r>
-      <w:r>
-        <w:rPr>
-          <w:rFonts w:ascii="Times New Roman" w:hAnsi="Times New Roman" w:cs="Times New Roman"/>
-          <w:sz w:val="24"/>
-          <w:szCs w:val="24"/>
-        </w:rPr>
-        <w:tab/>
-      </w:r>
-    </w:p>
-    <w:p>
-      <w:pPr>
-        <w:spacing w:line="360" w:lineRule="auto"/>
-        <w:jc w:val="both"/>
-        <w:rPr>
-          <w:rFonts w:ascii="Times New Roman" w:hAnsi="Times New Roman" w:cs="Times New Roman"/>
-          <w:sz w:val="24"/>
-          <w:szCs w:val="24"/>
-        </w:rPr>
-      </w:pPr>
-      <w:r>
-        <w:rPr>
-          <w:rFonts w:ascii="Times New Roman" w:hAnsi="Times New Roman" w:cs="Times New Roman"/>
-          <w:sz w:val="24"/>
-          <w:szCs w:val="24"/>
-        </w:rPr>
-        <w:t>Department of Computer Science and Engineering</w:t>
-      </w:r>
-    </w:p>
-    <w:p>
-      <w:pPr>
-        <w:spacing w:line="360" w:lineRule="auto"/>
-        <w:jc w:val="both"/>
-        <w:rPr>
-          <w:rFonts w:ascii="Times New Roman" w:hAnsi="Times New Roman" w:cs="Times New Roman"/>
-          <w:sz w:val="24"/>
-          <w:szCs w:val="24"/>
-        </w:rPr>
-      </w:pPr>
-      <w:r>
-        <w:rPr>
-          <w:rFonts w:ascii="Times New Roman" w:hAnsi="Times New Roman" w:cs="Times New Roman"/>
-          <w:sz w:val="24"/>
-          <w:szCs w:val="24"/>
-        </w:rPr>
-        <w:t xml:space="preserve">Chitkara University Institute of Engineering and Technology, </w:t>
-      </w:r>
-    </w:p>
-    <w:p>
-      <w:pPr>
-        <w:spacing w:line="360" w:lineRule="auto"/>
-        <w:jc w:val="both"/>
-        <w:rPr>
-          <w:rFonts w:ascii="Times New Roman" w:hAnsi="Times New Roman" w:cs="Times New Roman"/>
-          <w:spacing w:val="-16"/>
-          <w:sz w:val="24"/>
-          <w:szCs w:val="24"/>
-        </w:rPr>
-      </w:pPr>
-      <w:r>
-        <w:rPr>
-          <w:rFonts w:ascii="Times New Roman" w:hAnsi="Times New Roman" w:cs="Times New Roman"/>
-          <w:sz w:val="24"/>
-          <w:szCs w:val="24"/>
-        </w:rPr>
-        <w:t>Chitkara University, Punjab, India</w:t>
-      </w:r>
-      <w:r>
-        <w:rPr>
-          <w:rFonts w:ascii="Times New Roman" w:hAnsi="Times New Roman" w:cs="Times New Roman"/>
-          <w:spacing w:val="-16"/>
-          <w:sz w:val="24"/>
-          <w:szCs w:val="24"/>
-        </w:rPr>
-        <w:tab/>
-      </w:r>
-      <w:r>
-        <w:rPr>
-          <w:rFonts w:ascii="Times New Roman" w:hAnsi="Times New Roman" w:cs="Times New Roman"/>
-          <w:spacing w:val="-16"/>
-          <w:sz w:val="24"/>
-          <w:szCs w:val="24"/>
-        </w:rPr>
-        <w:tab/>
-      </w:r>
-      <w:r>
-        <w:rPr>
-          <w:rFonts w:ascii="Times New Roman" w:hAnsi="Times New Roman" w:cs="Times New Roman"/>
-          <w:spacing w:val="-16"/>
-          <w:sz w:val="24"/>
-          <w:szCs w:val="24"/>
-        </w:rPr>
-        <w:tab/>
-      </w:r>
-      <w:r>
-        <w:rPr>
-          <w:rFonts w:ascii="Times New Roman" w:hAnsi="Times New Roman" w:cs="Times New Roman"/>
-          <w:spacing w:val="-16"/>
-          <w:sz w:val="24"/>
-          <w:szCs w:val="24"/>
-        </w:rPr>
-        <w:tab/>
-      </w:r>
-      <w:r>
-        <w:rPr>
-          <w:rFonts w:ascii="Times New Roman" w:hAnsi="Times New Roman" w:cs="Times New Roman"/>
-          <w:spacing w:val="-16"/>
-          <w:sz w:val="24"/>
-          <w:szCs w:val="24"/>
-        </w:rPr>
-        <w:tab/>
-      </w:r>
-    </w:p>
-    <w:p>
-      <w:pPr>
-        <w:spacing w:line="360" w:lineRule="auto"/>
-        <w:jc w:val="both"/>
-        <w:rPr>
-          <w:rFonts w:ascii="Times New Roman" w:hAnsi="Times New Roman" w:cs="Times New Roman"/>
-          <w:sz w:val="24"/>
-          <w:szCs w:val="24"/>
-        </w:rPr>
-      </w:pPr>
-    </w:p>
-    <w:p>
-      <w:pPr>
-        <w:rPr>
-          <w:rFonts w:ascii="Times New Roman" w:hAnsi="Times New Roman" w:cs="Times New Roman"/>
-          <w:sz w:val="24"/>
-          <w:szCs w:val="24"/>
-        </w:rPr>
-      </w:pPr>
-    </w:p>
-    <w:p>
-      <w:pPr>
-        <w:rPr>
-          <w:rFonts w:ascii="Times New Roman" w:hAnsi="Times New Roman" w:cs="Times New Roman"/>
-          <w:sz w:val="24"/>
-          <w:szCs w:val="24"/>
-        </w:rPr>
-      </w:pPr>
-    </w:p>
-    <w:p>
-      <w:pPr>
-        <w:rPr>
-          <w:rFonts w:ascii="Times New Roman" w:hAnsi="Times New Roman" w:cs="Times New Roman"/>
-        </w:rPr>
-      </w:pPr>
-    </w:p>
-    <w:p>
-      <w:pPr>
+      <w:r>
         <w:rPr>
           <w:rFonts w:ascii="Times New Roman" w:hAnsi="Times New Roman" w:cs="Times New Roman"/>
           <w:b/>
@@ -3417,11 +2854,13 @@
           <w:szCs w:val="32"/>
           <w:u w:val="single"/>
         </w:rPr>
-      </w:pPr>
-    </w:p>
-    <w:p>
-      <w:pPr>
-        <w:jc w:val="center"/>
+        <w:lastRenderedPageBreak/>
+        <w:t>ACKNOWLEDGEMENT</w:t>
+      </w:r>
+    </w:p>
+    <w:p>
+      <w:pPr>
+        <w:jc w:val="both"/>
         <w:rPr>
           <w:b/>
           <w:sz w:val="32"/>
@@ -3432,6 +2871,151 @@
     </w:p>
     <w:p>
       <w:pPr>
+        <w:spacing w:line="360" w:lineRule="auto"/>
+        <w:jc w:val="both"/>
+        <w:rPr>
+          <w:bCs/>
+          <w:sz w:val="24"/>
+          <w:szCs w:val="24"/>
+        </w:rPr>
+      </w:pPr>
+      <w:r>
+        <w:rPr>
+          <w:bCs/>
+          <w:sz w:val="24"/>
+          <w:szCs w:val="24"/>
+        </w:rPr>
+        <w:t>I would like to express my sincere gratitude to my mentor</w:t>
+      </w:r>
+      <w:r>
+        <w:rPr>
+          <w:b/>
+          <w:sz w:val="24"/>
+          <w:szCs w:val="24"/>
+        </w:rPr>
+        <w:t>, Dr. Monika Aggarwal</w:t>
+      </w:r>
+      <w:r>
+        <w:rPr>
+          <w:bCs/>
+          <w:sz w:val="24"/>
+          <w:szCs w:val="24"/>
+        </w:rPr>
+        <w:t>, for her invaluable guidance, continuous support, and encouragement throughout the completion of this project. Her insightful suggestions and expertise played a crucial role in shaping this work.</w:t>
+      </w:r>
+    </w:p>
+    <w:p>
+      <w:pPr>
+        <w:spacing w:line="360" w:lineRule="auto"/>
+        <w:jc w:val="both"/>
+        <w:rPr>
+          <w:bCs/>
+          <w:sz w:val="24"/>
+          <w:szCs w:val="24"/>
+        </w:rPr>
+      </w:pPr>
+      <w:r>
+        <w:rPr>
+          <w:bCs/>
+          <w:sz w:val="24"/>
+          <w:szCs w:val="24"/>
+        </w:rPr>
+        <w:t>I am also thankful to Chitkara University Institute of Engineering and Technology for providing the necessary resources, infrastructure, and learning environment that enabled me to successfully carry out this project.</w:t>
+      </w:r>
+    </w:p>
+    <w:p>
+      <w:pPr>
+        <w:spacing w:line="360" w:lineRule="auto"/>
+        <w:jc w:val="both"/>
+        <w:rPr>
+          <w:bCs/>
+          <w:sz w:val="24"/>
+          <w:szCs w:val="24"/>
+        </w:rPr>
+      </w:pPr>
+      <w:r>
+        <w:rPr>
+          <w:bCs/>
+          <w:sz w:val="24"/>
+          <w:szCs w:val="24"/>
+        </w:rPr>
+        <w:t xml:space="preserve">I extend my appreciation to my teammate, </w:t>
+      </w:r>
+      <w:proofErr w:type="spellStart"/>
+      <w:r>
+        <w:rPr>
+          <w:bCs/>
+          <w:sz w:val="24"/>
+          <w:szCs w:val="24"/>
+        </w:rPr>
+        <w:t>Umarpreet</w:t>
+      </w:r>
+      <w:proofErr w:type="spellEnd"/>
+      <w:r>
+        <w:rPr>
+          <w:bCs/>
+          <w:sz w:val="24"/>
+          <w:szCs w:val="24"/>
+        </w:rPr>
+        <w:t xml:space="preserve"> Grover, for their cooperation, teamwork, and consistent efforts during the development and testing phases of the project.</w:t>
+      </w:r>
+    </w:p>
+    <w:p>
+      <w:pPr>
+        <w:spacing w:line="360" w:lineRule="auto"/>
+        <w:jc w:val="both"/>
+        <w:rPr>
+          <w:bCs/>
+          <w:sz w:val="24"/>
+          <w:szCs w:val="24"/>
+        </w:rPr>
+      </w:pPr>
+      <w:r>
+        <w:rPr>
+          <w:bCs/>
+          <w:sz w:val="24"/>
+          <w:szCs w:val="24"/>
+        </w:rPr>
+        <w:t>Lastly, I would like to thank my family and friends for their constant motivation and support, which helped me stay focused and complete this project successfully.</w:t>
+      </w:r>
+    </w:p>
+    <w:p>
+      <w:pPr>
+        <w:spacing w:line="360" w:lineRule="auto"/>
+        <w:rPr>
+          <w:bCs/>
+          <w:sz w:val="24"/>
+          <w:szCs w:val="24"/>
+        </w:rPr>
+      </w:pPr>
+      <w:r>
+        <w:rPr>
+          <w:bCs/>
+          <w:sz w:val="24"/>
+          <w:szCs w:val="24"/>
+        </w:rPr>
+        <w:t>Suhav</w:t>
+      </w:r>
+      <w:r>
+        <w:rPr>
+          <w:bCs/>
+          <w:sz w:val="24"/>
+          <w:szCs w:val="24"/>
+        </w:rPr>
+        <w:t>i Jindal</w:t>
+      </w:r>
+      <w:r>
+        <w:rPr>
+          <w:bCs/>
+          <w:sz w:val="24"/>
+          <w:szCs w:val="24"/>
+        </w:rPr>
+        <w:br/>
+        <w:t>(2210990867)</w:t>
+      </w:r>
+    </w:p>
+    <w:p>
+      <w:pPr>
         <w:jc w:val="center"/>
         <w:rPr>
           <w:b/>
@@ -3454,7 +3038,7 @@
     </w:p>
     <w:p>
       <w:pPr>
-        <w:jc w:val="both"/>
+        <w:jc w:val="center"/>
         <w:rPr>
           <w:b/>
           <w:sz w:val="32"/>
@@ -3465,228 +3049,33 @@
     </w:p>
     <w:p>
       <w:pPr>
-        <w:ind w:left="2160" w:firstLine="720"/>
-        <w:jc w:val="both"/>
-        <w:rPr>
-          <w:rFonts w:ascii="Times New Roman" w:hAnsi="Times New Roman" w:cs="Times New Roman"/>
+        <w:jc w:val="center"/>
+        <w:rPr>
           <w:b/>
           <w:sz w:val="32"/>
           <w:szCs w:val="32"/>
           <w:u w:val="single"/>
         </w:rPr>
       </w:pPr>
-      <w:r>
-        <w:rPr>
-          <w:rFonts w:ascii="Times New Roman" w:hAnsi="Times New Roman" w:cs="Times New Roman"/>
+    </w:p>
+    <w:p>
+      <w:pPr>
+        <w:spacing w:after="200"/>
+        <w:jc w:val="center"/>
+        <w:rPr>
           <w:b/>
           <w:sz w:val="32"/>
           <w:szCs w:val="32"/>
           <w:u w:val="single"/>
         </w:rPr>
-        <w:t>ACKNOWLEDGEMENT</w:t>
-      </w:r>
-    </w:p>
-    <w:p>
-      <w:pPr>
-        <w:jc w:val="both"/>
+      </w:pPr>
+      <w:r>
         <w:rPr>
           <w:b/>
           <w:sz w:val="32"/>
           <w:szCs w:val="32"/>
           <w:u w:val="single"/>
         </w:rPr>
-      </w:pPr>
-    </w:p>
-    <w:p>
-      <w:pPr>
-        <w:spacing w:line="360" w:lineRule="auto"/>
-        <w:jc w:val="both"/>
-        <w:rPr>
-          <w:bCs/>
-          <w:sz w:val="24"/>
-          <w:szCs w:val="24"/>
-        </w:rPr>
-      </w:pPr>
-      <w:r>
-        <w:rPr>
-          <w:bCs/>
-          <w:sz w:val="24"/>
-          <w:szCs w:val="24"/>
-        </w:rPr>
-        <w:lastRenderedPageBreak/>
-        <w:t>I would like to express my sincere gratitude to my mentor</w:t>
-      </w:r>
-      <w:r>
-        <w:rPr>
-          <w:b/>
-          <w:sz w:val="24"/>
-          <w:szCs w:val="24"/>
-        </w:rPr>
-        <w:t>, Dr. Monika Aggarwal</w:t>
-      </w:r>
-      <w:r>
-        <w:rPr>
-          <w:bCs/>
-          <w:sz w:val="24"/>
-          <w:szCs w:val="24"/>
-        </w:rPr>
-        <w:t>, for her invaluable guidance, continuous support, and encouragement throughout the completion of this project. Her insightful suggestions and expertise played a crucial role in shaping this work.</w:t>
-      </w:r>
-    </w:p>
-    <w:p>
-      <w:pPr>
-        <w:spacing w:line="360" w:lineRule="auto"/>
-        <w:jc w:val="both"/>
-        <w:rPr>
-          <w:bCs/>
-          <w:sz w:val="24"/>
-          <w:szCs w:val="24"/>
-        </w:rPr>
-      </w:pPr>
-      <w:r>
-        <w:rPr>
-          <w:bCs/>
-          <w:sz w:val="24"/>
-          <w:szCs w:val="24"/>
-        </w:rPr>
-        <w:t>I am also thankful to Chitkara University Institute of Engineering and Technology for providing the necessary resources, infrastructure, and learning environment that enabled me to successfully carry out this project.</w:t>
-      </w:r>
-    </w:p>
-    <w:p>
-      <w:pPr>
-        <w:spacing w:line="360" w:lineRule="auto"/>
-        <w:jc w:val="both"/>
-        <w:rPr>
-          <w:bCs/>
-          <w:sz w:val="24"/>
-          <w:szCs w:val="24"/>
-        </w:rPr>
-      </w:pPr>
-      <w:r>
-        <w:rPr>
-          <w:bCs/>
-          <w:sz w:val="24"/>
-          <w:szCs w:val="24"/>
-        </w:rPr>
-        <w:t>I extend my appreciation to my teammate, Umarpreet Grover, for their cooperation, teamwork, and consistent efforts during the development and testing phases of the project.</w:t>
-      </w:r>
-    </w:p>
-    <w:p>
-      <w:pPr>
-        <w:spacing w:line="360" w:lineRule="auto"/>
-        <w:jc w:val="both"/>
-        <w:rPr>
-          <w:bCs/>
-          <w:sz w:val="24"/>
-          <w:szCs w:val="24"/>
-        </w:rPr>
-      </w:pPr>
-      <w:r>
-        <w:rPr>
-          <w:bCs/>
-          <w:sz w:val="24"/>
-          <w:szCs w:val="24"/>
-        </w:rPr>
-        <w:t>Lastly, I would like to thank my family and friends for their constant motivation and support, which helped me stay focused and complete this project successfully.</w:t>
-      </w:r>
-    </w:p>
-    <w:p>
-      <w:pPr>
-        <w:spacing w:line="360" w:lineRule="auto"/>
-        <w:rPr>
-          <w:bCs/>
-          <w:sz w:val="24"/>
-          <w:szCs w:val="24"/>
-        </w:rPr>
-      </w:pPr>
-      <w:r>
-        <w:rPr>
-          <w:bCs/>
-          <w:sz w:val="24"/>
-          <w:szCs w:val="24"/>
-        </w:rPr>
-        <w:t>Suhav</w:t>
-      </w:r>
-      <w:r>
-        <w:rPr>
-          <w:bCs/>
-          <w:sz w:val="24"/>
-          <w:szCs w:val="24"/>
-        </w:rPr>
-        <w:t>i Jindal</w:t>
-      </w:r>
-      <w:r>
-        <w:rPr>
-          <w:bCs/>
-          <w:sz w:val="24"/>
-          <w:szCs w:val="24"/>
-        </w:rPr>
-        <w:br/>
-        <w:t>(2210990867)</w:t>
-      </w:r>
-    </w:p>
-    <w:p>
-      <w:pPr>
-        <w:jc w:val="center"/>
-        <w:rPr>
-          <w:b/>
-          <w:sz w:val="32"/>
-          <w:szCs w:val="32"/>
-          <w:u w:val="single"/>
-        </w:rPr>
-      </w:pPr>
-    </w:p>
-    <w:p>
-      <w:pPr>
-        <w:jc w:val="center"/>
-        <w:rPr>
-          <w:b/>
-          <w:sz w:val="32"/>
-          <w:szCs w:val="32"/>
-          <w:u w:val="single"/>
-        </w:rPr>
-      </w:pPr>
-    </w:p>
-    <w:p>
-      <w:pPr>
-        <w:jc w:val="center"/>
-        <w:rPr>
-          <w:b/>
-          <w:sz w:val="32"/>
-          <w:szCs w:val="32"/>
-          <w:u w:val="single"/>
-        </w:rPr>
-      </w:pPr>
-    </w:p>
-    <w:p>
-      <w:pPr>
-        <w:jc w:val="center"/>
-        <w:rPr>
-          <w:b/>
-          <w:sz w:val="32"/>
-          <w:szCs w:val="32"/>
-          <w:u w:val="single"/>
-        </w:rPr>
-      </w:pPr>
-    </w:p>
-    <w:p>
-      <w:pPr>
-        <w:spacing w:after="200"/>
-        <w:jc w:val="center"/>
-        <w:rPr>
-          <w:b/>
-          <w:sz w:val="32"/>
-          <w:szCs w:val="32"/>
-          <w:u w:val="single"/>
-        </w:rPr>
-      </w:pPr>
-      <w:r>
-        <w:rPr>
-          <w:b/>
-          <w:sz w:val="32"/>
-          <w:szCs w:val="32"/>
-          <w:u w:val="single"/>
-        </w:rPr>
         <w:br w:type="page"/>
       </w:r>
     </w:p>
@@ -3760,24 +3149,56 @@
           <w:sz w:val="24"/>
           <w:szCs w:val="24"/>
         </w:rPr>
-        <w:t>The testing process includes various methodologies such as functional testing, regression testing, smoke testing, and system testing. Key modules tested in the application include user registration and login, product catalog management, search and filtering, shopping cart operations, checkout and payment processing, and administrative controls. In addition, non-functional aspects such as performance, usability, and security are also evaluated to ensure a robust and scalable system.</w:t>
-      </w:r>
-    </w:p>
-    <w:p>
-      <w:pPr>
-        <w:spacing w:line="360" w:lineRule="auto"/>
-        <w:jc w:val="both"/>
-        <w:rPr>
-          <w:sz w:val="24"/>
-          <w:szCs w:val="24"/>
-        </w:rPr>
-      </w:pPr>
-      <w:r>
-        <w:rPr>
-          <w:sz w:val="24"/>
-          <w:szCs w:val="24"/>
-        </w:rPr>
-        <w:t>Automation testing is implemented using modern tools like Playwright, which helps in executing repetitive test cases efficiently and improves testing accuracy. Alongside this, detailed documentation such as test plans, test cases, bug reports, and requirement traceability matrices (RTM) are prepared to maintain transparency and traceability throughout the testing lifecycle.</w:t>
+        <w:t xml:space="preserve">The testing process includes various methodologies such as functional testing, regression testing, smoke testing, and system testing. Key modules tested in the application include user registration and login, product </w:t>
+      </w:r>
+      <w:proofErr w:type="spellStart"/>
+      <w:r>
+        <w:rPr>
+          <w:sz w:val="24"/>
+          <w:szCs w:val="24"/>
+        </w:rPr>
+        <w:t>catalog</w:t>
+      </w:r>
+      <w:proofErr w:type="spellEnd"/>
+      <w:r>
+        <w:rPr>
+          <w:sz w:val="24"/>
+          <w:szCs w:val="24"/>
+        </w:rPr>
+        <w:t xml:space="preserve"> management, search and filtering, shopping cart operations, checkout and payment processing, and administrative controls. In addition, non-functional aspects such as performance, usability, and security are also evaluated to ensure a robust and scalable system.</w:t>
+      </w:r>
+    </w:p>
+    <w:p>
+      <w:pPr>
+        <w:spacing w:line="360" w:lineRule="auto"/>
+        <w:jc w:val="both"/>
+        <w:rPr>
+          <w:sz w:val="24"/>
+          <w:szCs w:val="24"/>
+        </w:rPr>
+      </w:pPr>
+      <w:r>
+        <w:rPr>
+          <w:sz w:val="24"/>
+          <w:szCs w:val="24"/>
+        </w:rPr>
+        <w:t xml:space="preserve">Automation testing is implemented using modern tools like Playwright, which helps in executing repetitive test cases efficiently and improves testing accuracy. Alongside this, detailed documentation such as test plans, test cases, bug reports, and requirement traceability matrices (RTM) </w:t>
+      </w:r>
+      <w:proofErr w:type="gramStart"/>
+      <w:r>
+        <w:rPr>
+          <w:sz w:val="24"/>
+          <w:szCs w:val="24"/>
+        </w:rPr>
+        <w:t>are</w:t>
+      </w:r>
+      <w:proofErr w:type="gramEnd"/>
+      <w:r>
+        <w:rPr>
+          <w:sz w:val="24"/>
+          <w:szCs w:val="24"/>
+        </w:rPr>
+        <w:t xml:space="preserve"> prepared to maintain transparency and traceability throughout the testing lifecycle.</w:t>
       </w:r>
     </w:p>
     <w:p>
@@ -3853,7 +3274,23 @@
           <w:sz w:val="24"/>
           <w:szCs w:val="24"/>
         </w:rPr>
-        <w:t>The evolution of digital commerce has transformed traditional buying and selling into a technology-driven and highly interactive process. E-commerce platforms such as OpenCart provide a complete solution for online businesses by integrating key functionalities like user authentication, product catalog management, search and filtering, shopping cart operations, secure payment processing, and order management systems.</w:t>
+        <w:t xml:space="preserve">The evolution of digital commerce has transformed traditional buying and selling into a technology-driven and highly interactive process. E-commerce platforms such as OpenCart provide a complete solution for online businesses by integrating key functionalities like user authentication, product </w:t>
+      </w:r>
+      <w:proofErr w:type="spellStart"/>
+      <w:r>
+        <w:rPr>
+          <w:sz w:val="24"/>
+          <w:szCs w:val="24"/>
+        </w:rPr>
+        <w:t>catalog</w:t>
+      </w:r>
+      <w:proofErr w:type="spellEnd"/>
+      <w:r>
+        <w:rPr>
+          <w:sz w:val="24"/>
+          <w:szCs w:val="24"/>
+        </w:rPr>
+        <w:t xml:space="preserve"> management, search and filtering, shopping cart operations, secure payment processing, and order management systems.</w:t>
       </w:r>
     </w:p>
     <w:p>
@@ -5214,7 +4651,23 @@
           <w:sz w:val="24"/>
           <w:szCs w:val="24"/>
         </w:rPr>
-        <w:t>Online tutorials and documentation (W3Schools, GeeksforGeeks)</w:t>
+        <w:t xml:space="preserve">Online tutorials and documentation (W3Schools, </w:t>
+      </w:r>
+      <w:proofErr w:type="spellStart"/>
+      <w:r>
+        <w:rPr>
+          <w:sz w:val="24"/>
+          <w:szCs w:val="24"/>
+        </w:rPr>
+        <w:t>GeeksforGeeks</w:t>
+      </w:r>
+      <w:proofErr w:type="spellEnd"/>
+      <w:r>
+        <w:rPr>
+          <w:sz w:val="24"/>
+          <w:szCs w:val="24"/>
+        </w:rPr>
+        <w:t>)</w:t>
       </w:r>
     </w:p>
     <w:p>
